--- a/template-work-v5.docx
+++ b/template-work-v5.docx
@@ -6,19 +6,15 @@
       <w:pPr>
         <w:jc w:val="center"/>
         <w:rPr>
-          <w:rFonts w:ascii="TH SarabunPSK" w:hAnsi="TH SarabunPSK" w:cs="TH SarabunPSK" w:eastAsia="TH SarabunPSK"/>
-          <w:sz w:val="32"/>
-          <w:szCs w:val="32"/>
-        </w:rPr>
-      </w:pPr>
-      <w:r>
-        <w:rPr>
-          <w:rFonts w:ascii="TH SarabunPSK" w:hAnsi="TH SarabunPSK" w:cs="TH SarabunPSK" w:eastAsia="TH SarabunPSK"/>
+          <w:rFonts w:ascii="TH SarabunPSK" w:hAnsi="TH SarabunPSK"/>
+        </w:rPr>
+      </w:pPr>
+      <w:r>
+        <w:rPr>
+          <w:rFonts w:ascii="TH SarabunPSK" w:hAnsi="TH SarabunPSK"/>
           <w:noProof/>
-          <w:sz w:val="32"/>
-          <w:szCs w:val="32"/>
-        </w:rPr>
-        <w:object w:dxaOrig="1440" w:dyaOrig="1440" w14:anchorId="3ECDBDA2">
+        </w:rPr>
+        <w:object w:dxaOrig="1440" w:dyaOrig="1440" w14:anchorId="179FDFB3">
           <v:shapetype id="_x0000_t75" coordsize="21600,21600" o:spt="75" o:preferrelative="t" path="m@4@5l@4@11@9@11@9@5xe" filled="f" stroked="f">
             <v:stroke joinstyle="miter"/>
             <v:formulas>
@@ -42,16 +38,14 @@
             <v:imagedata r:id="rId7" o:title=""/>
             <w10:wrap anchorx="margin"/>
           </v:shape>
-          <o:OLEObject Type="Embed" ProgID="Photoshop.Image.8" ShapeID="_x0000_s2050" DrawAspect="Content" ObjectID="_1854026279" r:id="rId8">
+          <o:OLEObject Type="Embed" ProgID="Photoshop.Image.8" ShapeID="_x0000_s2050" DrawAspect="Content" ObjectID="_1854100527" r:id="rId8">
             <o:FieldCodes>\s</o:FieldCodes>
           </o:OLEObject>
         </w:object>
       </w:r>
       <w:r>
         <w:rPr>
-          <w:rFonts w:ascii="TH SarabunPSK" w:hAnsi="TH SarabunPSK" w:cs="TH SarabunPSK" w:eastAsia="TH SarabunPSK"/>
-          <w:sz w:val="32"/>
-          <w:szCs w:val="32"/>
+          <w:rFonts w:ascii="TH SarabunPSK" w:hAnsi="TH SarabunPSK"/>
           <w:cs/>
         </w:rPr>
         <w:t xml:space="preserve">                                                                                                                               </w:t>
@@ -64,16 +58,12 @@
         </w:tabs>
         <w:jc w:val="right"/>
         <w:rPr>
-          <w:rFonts w:ascii="TH SarabunPSK" w:hAnsi="TH SarabunPSK" w:cs="TH SarabunPSK" w:eastAsia="TH SarabunPSK"/>
-          <w:sz w:val="32"/>
-          <w:szCs w:val="32"/>
-        </w:rPr>
-      </w:pPr>
-      <w:r>
-        <w:rPr>
-          <w:rFonts w:ascii="TH SarabunPSK" w:hAnsi="TH SarabunPSK" w:cs="TH SarabunPSK" w:eastAsia="TH SarabunPSK"/>
-          <w:sz w:val="32"/>
-          <w:szCs w:val="32"/>
+          <w:rFonts w:ascii="TH SarabunPSK" w:hAnsi="TH SarabunPSK"/>
+        </w:rPr>
+      </w:pPr>
+      <w:r>
+        <w:rPr>
+          <w:rFonts w:ascii="TH SarabunPSK" w:hAnsi="TH SarabunPSK"/>
           <w:cs/>
         </w:rPr>
         <w:tab/>
@@ -87,16 +77,12 @@
         </w:tabs>
         <w:jc w:val="right"/>
         <w:rPr>
-          <w:rFonts w:ascii="TH SarabunPSK" w:hAnsi="TH SarabunPSK" w:cs="TH SarabunPSK" w:eastAsia="TH SarabunPSK"/>
-          <w:sz w:val="32"/>
-          <w:szCs w:val="32"/>
-        </w:rPr>
-      </w:pPr>
-      <w:r>
-        <w:rPr>
-          <w:rFonts w:ascii="TH SarabunPSK" w:hAnsi="TH SarabunPSK" w:cs="TH SarabunPSK" w:eastAsia="TH SarabunPSK"/>
-          <w:sz w:val="32"/>
-          <w:szCs w:val="32"/>
+          <w:rFonts w:ascii="TH SarabunPSK" w:hAnsi="TH SarabunPSK"/>
+        </w:rPr>
+      </w:pPr>
+      <w:r>
+        <w:rPr>
+          <w:rFonts w:ascii="TH SarabunPSK" w:hAnsi="TH SarabunPSK"/>
           <w:cs/>
         </w:rPr>
         <w:t>มหาวิทยาลัยมหิดล</w:t>
@@ -109,16 +95,12 @@
         </w:tabs>
         <w:jc w:val="right"/>
         <w:rPr>
-          <w:rFonts w:ascii="TH SarabunPSK" w:hAnsi="TH SarabunPSK" w:cs="TH SarabunPSK" w:eastAsia="TH SarabunPSK"/>
-          <w:sz w:val="32"/>
-          <w:szCs w:val="32"/>
-        </w:rPr>
-      </w:pPr>
-      <w:r>
-        <w:rPr>
-          <w:rFonts w:ascii="TH SarabunPSK" w:hAnsi="TH SarabunPSK" w:cs="TH SarabunPSK" w:eastAsia="TH SarabunPSK"/>
-          <w:sz w:val="32"/>
-          <w:szCs w:val="32"/>
+          <w:rFonts w:ascii="TH SarabunPSK" w:hAnsi="TH SarabunPSK"/>
+        </w:rPr>
+      </w:pPr>
+      <w:r>
+        <w:rPr>
+          <w:rFonts w:ascii="TH SarabunPSK" w:hAnsi="TH SarabunPSK"/>
           <w:cs/>
         </w:rPr>
         <w:t>โทร. ๐ ๒๔๔๑ ๕๐๐๐ ต่อ ๒๓๒๔</w:t>
@@ -130,16 +112,12 @@
           <w:tab w:val="left" w:pos="2442"/>
         </w:tabs>
         <w:rPr>
-          <w:rFonts w:ascii="TH SarabunPSK" w:hAnsi="TH SarabunPSK" w:cs="TH SarabunPSK" w:eastAsia="TH SarabunPSK"/>
-          <w:sz w:val="32"/>
-          <w:szCs w:val="32"/>
-        </w:rPr>
-      </w:pPr>
-      <w:r>
-        <w:rPr>
-          <w:rFonts w:ascii="TH SarabunPSK" w:hAnsi="TH SarabunPSK" w:cs="TH SarabunPSK" w:eastAsia="TH SarabunPSK"/>
-          <w:sz w:val="32"/>
-          <w:szCs w:val="32"/>
+          <w:rFonts w:ascii="TH SarabunPSK" w:hAnsi="TH SarabunPSK"/>
+        </w:rPr>
+      </w:pPr>
+      <w:r>
+        <w:rPr>
+          <w:rFonts w:ascii="TH SarabunPSK" w:hAnsi="TH SarabunPSK"/>
         </w:rPr>
         <w:tab/>
       </w:r>
@@ -148,369 +126,419 @@
       <w:pPr>
         <w:jc w:val="both"/>
         <w:rPr>
-          <w:rFonts w:ascii="TH SarabunPSK" w:hAnsi="TH SarabunPSK" w:cs="TH SarabunPSK" w:eastAsia="TH SarabunPSK"/>
+          <w:rFonts w:ascii="TH SarabunPSK" w:hAnsi="TH SarabunPSK"/>
           <w:b/>
           <w:bCs/>
-          <w:sz w:val="32"/>
-          <w:szCs w:val="32"/>
-        </w:rPr>
-      </w:pPr>
-      <w:r>
-        <w:rPr>
-          <w:rFonts w:ascii="TH SarabunPSK" w:hAnsi="TH SarabunPSK" w:cs="TH SarabunPSK" w:eastAsia="TH SarabunPSK"/>
+        </w:rPr>
+      </w:pPr>
+      <w:r>
+        <w:rPr>
+          <w:rFonts w:ascii="TH SarabunPSK" w:hAnsi="TH SarabunPSK"/>
           <w:b/>
           <w:bCs/>
-          <w:sz w:val="32"/>
-          <w:szCs w:val="32"/>
           <w:cs/>
         </w:rPr>
         <w:t xml:space="preserve">ที่ </w:t>
       </w:r>
       <w:r>
         <w:rPr>
-          <w:rFonts w:ascii="TH SarabunPSK" w:hAnsi="TH SarabunPSK" w:cs="TH SarabunPSK" w:eastAsia="TH SarabunPSK"/>
-          <w:sz w:val="32"/>
-          <w:szCs w:val="32"/>
-          <w:cs/>
-        </w:rPr>
-        <w:t xml:space="preserve"> {docNo}</w:t>
+          <w:rFonts w:ascii="TH SarabunPSK" w:hAnsi="TH SarabunPSK"/>
+          <w:cs/>
+        </w:rPr>
+        <w:t xml:space="preserve"> {</w:t>
+      </w:r>
+      <w:proofErr w:type="spellStart"/>
+      <w:r>
+        <w:rPr>
+          <w:rFonts w:ascii="TH SarabunPSK" w:hAnsi="TH SarabunPSK"/>
+          <w:cs/>
+        </w:rPr>
+        <w:t>docNo</w:t>
+      </w:r>
+      <w:proofErr w:type="spellEnd"/>
+      <w:r>
+        <w:rPr>
+          <w:rFonts w:ascii="TH SarabunPSK" w:hAnsi="TH SarabunPSK"/>
+          <w:cs/>
+        </w:rPr>
+        <w:t>}</w:t>
       </w:r>
     </w:p>
     <w:p>
       <w:pPr>
         <w:jc w:val="both"/>
         <w:rPr>
-          <w:rFonts w:ascii="TH SarabunPSK" w:hAnsi="TH SarabunPSK" w:cs="TH SarabunPSK" w:eastAsia="TH SarabunPSK"/>
-          <w:sz w:val="32"/>
-          <w:szCs w:val="32"/>
-          <w:cs/>
-        </w:rPr>
-      </w:pPr>
-      <w:r>
-        <w:rPr>
-          <w:rFonts w:ascii="TH SarabunPSK" w:hAnsi="TH SarabunPSK" w:cs="TH SarabunPSK" w:eastAsia="TH SarabunPSK"/>
+          <w:rFonts w:ascii="TH SarabunPSK" w:hAnsi="TH SarabunPSK"/>
+          <w:cs/>
+        </w:rPr>
+      </w:pPr>
+      <w:r>
+        <w:rPr>
+          <w:rFonts w:ascii="TH SarabunPSK" w:hAnsi="TH SarabunPSK"/>
           <w:b/>
           <w:bCs/>
-          <w:sz w:val="32"/>
-          <w:szCs w:val="32"/>
-          <w:cs/>
-        </w:rPr>
-        <w:t>วันที่</w:t>
-      </w:r>
-      <w:r>
-        <w:rPr>
-          <w:rFonts w:ascii="TH SarabunPSK" w:hAnsi="TH SarabunPSK" w:cs="TH SarabunPSK" w:eastAsia="TH SarabunPSK"/>
+          <w:cs/>
+        </w:rPr>
+        <w:t xml:space="preserve">วันที่ </w:t>
+      </w:r>
+      <w:r>
+        <w:rPr>
+          <w:rFonts w:ascii="TH SarabunPSK" w:hAnsi="TH SarabunPSK"/>
+          <w:cs/>
+        </w:rPr>
+        <w:t xml:space="preserve">  {</w:t>
+      </w:r>
+      <w:proofErr w:type="spellStart"/>
+      <w:r>
+        <w:rPr>
+          <w:rFonts w:ascii="TH SarabunPSK" w:hAnsi="TH SarabunPSK"/>
+          <w:cs/>
+        </w:rPr>
+        <w:t>docDate</w:t>
+      </w:r>
+      <w:proofErr w:type="spellEnd"/>
+      <w:r>
+        <w:rPr>
+          <w:rFonts w:ascii="TH SarabunPSK" w:hAnsi="TH SarabunPSK"/>
+          <w:cs/>
+        </w:rPr>
+        <w:t>}</w:t>
+      </w:r>
+    </w:p>
+    <w:p>
+      <w:pPr>
+        <w:jc w:val="both"/>
+        <w:rPr>
+          <w:rFonts w:ascii="TH SarabunPSK" w:hAnsi="TH SarabunPSK"/>
+        </w:rPr>
+      </w:pPr>
+      <w:r>
+        <w:rPr>
+          <w:rFonts w:ascii="TH SarabunPSK" w:hAnsi="TH SarabunPSK"/>
           <w:b/>
           <w:bCs/>
-          <w:sz w:val="32"/>
-          <w:szCs w:val="32"/>
-          <w:cs/>
+          <w:cs/>
+        </w:rPr>
+        <w:t xml:space="preserve">เรื่อง </w:t>
+      </w:r>
+      <w:r>
+        <w:rPr>
+          <w:rFonts w:ascii="TH SarabunPSK" w:hAnsi="TH SarabunPSK"/>
+          <w:cs/>
+        </w:rPr>
+        <w:t xml:space="preserve"> พนักงานมหาวิทยาลัยขออนุมัติลาไปปฏิบัติงาน</w:t>
+      </w:r>
+      <w:r>
+        <w:rPr>
+          <w:rFonts w:ascii="TH SarabunPSK" w:hAnsi="TH SarabunPSK"/>
         </w:rPr>
         <w:t xml:space="preserve"> </w:t>
       </w:r>
       <w:r>
         <w:rPr>
-          <w:rFonts w:ascii="TH SarabunPSK" w:hAnsi="TH SarabunPSK" w:cs="TH SarabunPSK" w:eastAsia="TH SarabunPSK"/>
-          <w:sz w:val="32"/>
-          <w:szCs w:val="32"/>
-          <w:cs/>
-        </w:rPr>
-        <w:t xml:space="preserve"> </w:t>
-      </w:r>
-      <w:r>
-        <w:rPr>
-          <w:rFonts w:ascii="TH SarabunPSK" w:hAnsi="TH SarabunPSK" w:cs="TH SarabunPSK" w:eastAsia="TH SarabunPSK"/>
-          <w:sz w:val="32"/>
-          <w:szCs w:val="32"/>
-          <w:cs/>
-        </w:rPr>
-        <w:t xml:space="preserve"> {docDate}</w:t>
-      </w:r>
-    </w:p>
-    <w:p>
-      <w:pPr>
+          <w:rFonts w:ascii="TH SarabunPSK" w:hAnsi="TH SarabunPSK"/>
+          <w:cs/>
+        </w:rPr>
+        <w:t xml:space="preserve">ณ ต่างประเทศ </w:t>
+      </w:r>
+    </w:p>
+    <w:p>
+      <w:pPr>
+        <w:spacing w:line="216" w:lineRule="auto"/>
         <w:jc w:val="both"/>
         <w:rPr>
-          <w:rFonts w:ascii="TH SarabunPSK" w:hAnsi="TH SarabunPSK" w:cs="TH SarabunPSK" w:eastAsia="TH SarabunPSK"/>
-          <w:sz w:val="32"/>
-          <w:szCs w:val="32"/>
-        </w:rPr>
-      </w:pPr>
-      <w:r>
-        <w:rPr>
-          <w:rFonts w:ascii="TH SarabunPSK" w:hAnsi="TH SarabunPSK" w:cs="TH SarabunPSK" w:eastAsia="TH SarabunPSK"/>
+          <w:rFonts w:ascii="TH SarabunPSK" w:hAnsi="TH SarabunPSK"/>
+          <w:cs/>
+        </w:rPr>
+      </w:pPr>
+    </w:p>
+    <w:p>
+      <w:pPr>
+        <w:spacing w:line="216" w:lineRule="auto"/>
+        <w:jc w:val="both"/>
+        <w:rPr>
+          <w:rFonts w:ascii="TH SarabunPSK" w:hAnsi="TH SarabunPSK"/>
           <w:b/>
           <w:bCs/>
-          <w:sz w:val="32"/>
-          <w:szCs w:val="32"/>
-          <w:cs/>
-        </w:rPr>
-        <w:t xml:space="preserve">เรื่อง </w:t>
-      </w:r>
-      <w:r>
-        <w:rPr>
-          <w:rFonts w:ascii="TH SarabunPSK" w:hAnsi="TH SarabunPSK" w:cs="TH SarabunPSK" w:eastAsia="TH SarabunPSK"/>
-          <w:sz w:val="32"/>
-          <w:szCs w:val="32"/>
-          <w:cs/>
-        </w:rPr>
-        <w:t xml:space="preserve"> พนักงานมหาวิทยาลัยขออนุมัติลาไปปฏิบัติงาน</w:t>
-      </w:r>
-      <w:r>
-        <w:rPr>
-          <w:rFonts w:ascii="TH SarabunPSK" w:hAnsi="TH SarabunPSK" w:cs="TH SarabunPSK" w:eastAsia="TH SarabunPSK"/>
-          <w:sz w:val="32"/>
-          <w:szCs w:val="32"/>
-        </w:rPr>
-        <w:t xml:space="preserve"> </w:t>
-      </w:r>
-      <w:r>
-        <w:rPr>
-          <w:rFonts w:ascii="TH SarabunPSK" w:hAnsi="TH SarabunPSK" w:cs="TH SarabunPSK" w:eastAsia="TH SarabunPSK"/>
-          <w:sz w:val="32"/>
-          <w:szCs w:val="32"/>
-          <w:cs/>
-        </w:rPr>
-        <w:t xml:space="preserve">ณ ต่างประเทศ </w:t>
-      </w:r>
-    </w:p>
-    <w:p>
-      <w:pPr>
-        <w:spacing w:line="216" w:lineRule="auto"/>
-        <w:jc w:val="both"/>
-        <w:rPr>
-          <w:rFonts w:ascii="TH SarabunPSK" w:hAnsi="TH SarabunPSK" w:cs="TH SarabunPSK" w:eastAsia="TH SarabunPSK"/>
-          <w:sz w:val="32"/>
-          <w:szCs w:val="32"/>
-          <w:cs/>
-        </w:rPr>
-      </w:pPr>
-    </w:p>
-    <w:p>
-      <w:pPr>
-        <w:spacing w:line="216" w:lineRule="auto"/>
-        <w:jc w:val="both"/>
-        <w:rPr>
-          <w:rFonts w:ascii="TH SarabunPSK" w:hAnsi="TH SarabunPSK" w:cs="TH SarabunPSK" w:eastAsia="TH SarabunPSK"/>
+        </w:rPr>
+      </w:pPr>
+      <w:r>
+        <w:rPr>
+          <w:rFonts w:ascii="TH SarabunPSK" w:hAnsi="TH SarabunPSK"/>
           <w:b/>
           <w:bCs/>
-          <w:sz w:val="32"/>
-          <w:szCs w:val="32"/>
-        </w:rPr>
-      </w:pPr>
-      <w:r>
-        <w:rPr>
-          <w:rFonts w:ascii="TH SarabunPSK" w:hAnsi="TH SarabunPSK" w:cs="TH SarabunPSK" w:eastAsia="TH SarabunPSK"/>
+          <w:cs/>
+        </w:rPr>
+        <w:t>เรียน  อธิการบดี</w:t>
+      </w:r>
+    </w:p>
+    <w:p>
+      <w:pPr>
+        <w:spacing w:before="240"/>
+        <w:jc w:val="thaiDistribute"/>
+        <w:rPr>
+          <w:rFonts w:ascii="TH SarabunPSK" w:hAnsi="TH SarabunPSK"/>
           <w:b/>
           <w:bCs/>
-          <w:sz w:val="32"/>
-          <w:szCs w:val="32"/>
-          <w:cs/>
-        </w:rPr>
-        <w:t>เรียน</w:t>
-      </w:r>
-      <w:r>
-        <w:rPr>
-          <w:rFonts w:ascii="TH SarabunPSK" w:hAnsi="TH SarabunPSK" w:cs="TH SarabunPSK" w:eastAsia="TH SarabunPSK"/>
+          <w:cs/>
+        </w:rPr>
+      </w:pPr>
+      <w:r>
+        <w:rPr>
+          <w:rFonts w:ascii="TH SarabunPSK" w:hAnsi="TH SarabunPSK"/>
           <w:b/>
           <w:bCs/>
-          <w:sz w:val="32"/>
-          <w:szCs w:val="32"/>
-          <w:cs/>
-        </w:rPr>
-        <w:t xml:space="preserve">  อธิการบดี</w:t>
-      </w:r>
-    </w:p>
-    <w:p>
-      <w:pPr>
-        <w:spacing w:before="240"/>
-        <w:jc w:val="thaiDistribute"/>
-        <w:rPr>
-          <w:rFonts w:ascii="TH SarabunPSK" w:hAnsi="TH SarabunPSK" w:cs="TH SarabunPSK" w:eastAsia="TH SarabunPSK"/>
+          <w:cs/>
+        </w:rPr>
+        <w:t>ผู้เสนอขออนุมัติ</w:t>
+      </w:r>
+      <w:r>
+        <w:rPr>
+          <w:rFonts w:ascii="TH SarabunPSK" w:hAnsi="TH SarabunPSK"/>
+          <w:cs/>
+        </w:rPr>
+        <w:t xml:space="preserve"> ชื่อ-สกุล {</w:t>
+      </w:r>
+      <w:proofErr w:type="spellStart"/>
+      <w:r>
+        <w:rPr>
+          <w:rFonts w:ascii="TH SarabunPSK" w:hAnsi="TH SarabunPSK"/>
+          <w:cs/>
+        </w:rPr>
+        <w:t>name</w:t>
+      </w:r>
+      <w:proofErr w:type="spellEnd"/>
+      <w:r>
+        <w:rPr>
+          <w:rFonts w:ascii="TH SarabunPSK" w:hAnsi="TH SarabunPSK"/>
+          <w:cs/>
+        </w:rPr>
+        <w:t>} พนักงานมหาวิทยาลัย ตำแหน่ง {</w:t>
+      </w:r>
+      <w:proofErr w:type="spellStart"/>
+      <w:r>
+        <w:rPr>
+          <w:rFonts w:ascii="TH SarabunPSK" w:hAnsi="TH SarabunPSK"/>
+          <w:cs/>
+        </w:rPr>
+        <w:t>position</w:t>
+      </w:r>
+      <w:proofErr w:type="spellEnd"/>
+      <w:r>
+        <w:rPr>
+          <w:rFonts w:ascii="TH SarabunPSK" w:hAnsi="TH SarabunPSK"/>
+          <w:cs/>
+        </w:rPr>
+        <w:t>} ระดับ {</w:t>
+      </w:r>
+      <w:proofErr w:type="spellStart"/>
+      <w:r>
+        <w:rPr>
+          <w:rFonts w:ascii="TH SarabunPSK" w:hAnsi="TH SarabunPSK"/>
+          <w:cs/>
+        </w:rPr>
+        <w:t>level</w:t>
+      </w:r>
+      <w:proofErr w:type="spellEnd"/>
+      <w:r>
+        <w:rPr>
+          <w:rFonts w:ascii="TH SarabunPSK" w:hAnsi="TH SarabunPSK"/>
+          <w:cs/>
+        </w:rPr>
+        <w:t xml:space="preserve">} </w:t>
+      </w:r>
+      <w:r>
+        <w:rPr>
+          <w:rFonts w:ascii="TH SarabunPSK" w:hAnsi="TH SarabunPSK"/>
+          <w:cs/>
+        </w:rPr>
+        <w:br/>
+        <w:t xml:space="preserve">เลขประจำตำแหน่ง </w:t>
+      </w:r>
+      <w:r>
+        <w:rPr>
+          <w:rFonts w:ascii="TH SarabunPSK" w:hAnsi="TH SarabunPSK"/>
+        </w:rPr>
+        <w:t>{</w:t>
+      </w:r>
+      <w:proofErr w:type="spellStart"/>
+      <w:r>
+        <w:rPr>
+          <w:rFonts w:ascii="TH SarabunPSK" w:hAnsi="TH SarabunPSK"/>
+        </w:rPr>
+        <w:t>posNo</w:t>
+      </w:r>
+      <w:proofErr w:type="spellEnd"/>
+      <w:r>
+        <w:rPr>
+          <w:rFonts w:ascii="TH SarabunPSK" w:hAnsi="TH SarabunPSK"/>
+        </w:rPr>
+        <w:t>}</w:t>
+      </w:r>
+      <w:r>
+        <w:rPr>
+          <w:rFonts w:ascii="TH SarabunPSK" w:hAnsi="TH SarabunPSK"/>
+          <w:cs/>
+        </w:rPr>
+        <w:t xml:space="preserve"> สังกัดกลุ่มวิชา {</w:t>
+      </w:r>
+      <w:proofErr w:type="spellStart"/>
+      <w:r>
+        <w:rPr>
+          <w:rFonts w:ascii="TH SarabunPSK" w:hAnsi="TH SarabunPSK"/>
+          <w:cs/>
+        </w:rPr>
+        <w:t>dept</w:t>
+      </w:r>
+      <w:proofErr w:type="spellEnd"/>
+      <w:r>
+        <w:rPr>
+          <w:rFonts w:ascii="TH SarabunPSK" w:hAnsi="TH SarabunPSK"/>
+          <w:cs/>
+        </w:rPr>
+        <w:t>} บรรจุเข้าปฏิบัติงานเป็นพนักงานมหาวิทยาลัยเมื่อวันที่ {</w:t>
+      </w:r>
+      <w:proofErr w:type="spellStart"/>
+      <w:r>
+        <w:rPr>
+          <w:rFonts w:ascii="TH SarabunPSK" w:hAnsi="TH SarabunPSK"/>
+          <w:cs/>
+        </w:rPr>
+        <w:t>startDate</w:t>
+      </w:r>
+      <w:proofErr w:type="spellEnd"/>
+      <w:r>
+        <w:rPr>
+          <w:rFonts w:ascii="TH SarabunPSK" w:hAnsi="TH SarabunPSK"/>
+          <w:cs/>
+        </w:rPr>
+        <w:t>} ระยะเวลาการจ้างตั้งแต่วันที่ {</w:t>
+      </w:r>
+      <w:proofErr w:type="spellStart"/>
+      <w:r>
+        <w:rPr>
+          <w:rFonts w:ascii="TH SarabunPSK" w:hAnsi="TH SarabunPSK"/>
+          <w:cs/>
+        </w:rPr>
+        <w:t>contractFrom</w:t>
+      </w:r>
+      <w:proofErr w:type="spellEnd"/>
+      <w:r>
+        <w:rPr>
+          <w:rFonts w:ascii="TH SarabunPSK" w:hAnsi="TH SarabunPSK"/>
+          <w:cs/>
+        </w:rPr>
+        <w:t>} ถึงวันที่</w:t>
+      </w:r>
+      <w:r>
+        <w:rPr>
+          <w:rFonts w:ascii="TH SarabunPSK" w:hAnsi="TH SarabunPSK"/>
+        </w:rPr>
+        <w:t xml:space="preserve"> </w:t>
+      </w:r>
+      <w:r>
+        <w:rPr>
+          <w:rFonts w:ascii="TH SarabunPSK" w:hAnsi="TH SarabunPSK"/>
+          <w:cs/>
+        </w:rPr>
+        <w:t>{</w:t>
+      </w:r>
+      <w:proofErr w:type="spellStart"/>
+      <w:r>
+        <w:rPr>
+          <w:rFonts w:ascii="TH SarabunPSK" w:hAnsi="TH SarabunPSK"/>
+          <w:cs/>
+        </w:rPr>
+        <w:t>contractTo</w:t>
+      </w:r>
+      <w:proofErr w:type="spellEnd"/>
+      <w:r>
+        <w:rPr>
+          <w:rFonts w:ascii="TH SarabunPSK" w:hAnsi="TH SarabunPSK"/>
+          <w:cs/>
+        </w:rPr>
+        <w:t>}  โทร. {</w:t>
+      </w:r>
+      <w:proofErr w:type="spellStart"/>
+      <w:r>
+        <w:rPr>
+          <w:rFonts w:ascii="TH SarabunPSK" w:hAnsi="TH SarabunPSK"/>
+          <w:cs/>
+        </w:rPr>
+        <w:t>phone</w:t>
+      </w:r>
+      <w:proofErr w:type="spellEnd"/>
+      <w:r>
+        <w:rPr>
+          <w:rFonts w:ascii="TH SarabunPSK" w:hAnsi="TH SarabunPSK"/>
+          <w:cs/>
+        </w:rPr>
+        <w:t>}</w:t>
+      </w:r>
+    </w:p>
+    <w:p>
+      <w:pPr>
+        <w:rPr>
+          <w:rFonts w:ascii="TH SarabunPSK" w:hAnsi="TH SarabunPSK"/>
+        </w:rPr>
+      </w:pPr>
+      <w:r>
+        <w:rPr>
+          <w:rFonts w:ascii="TH SarabunPSK" w:hAnsi="TH SarabunPSK"/>
           <w:b/>
           <w:bCs/>
-          <w:sz w:val="32"/>
-          <w:szCs w:val="32"/>
-          <w:cs/>
-        </w:rPr>
-      </w:pPr>
-      <w:r>
-        <w:rPr>
-          <w:rFonts w:ascii="TH SarabunPSK" w:hAnsi="TH SarabunPSK" w:cs="TH SarabunPSK" w:eastAsia="TH SarabunPSK"/>
+          <w:cs/>
+        </w:rPr>
+        <w:t xml:space="preserve">๑.  </w:t>
+      </w:r>
+      <w:r>
+        <w:rPr>
+          <w:rFonts w:ascii="TH SarabunPSK" w:hAnsi="TH SarabunPSK"/>
+          <w:cs/>
+        </w:rPr>
+        <w:t xml:space="preserve"> </w:t>
+      </w:r>
+      <w:r>
+        <w:rPr>
+          <w:rFonts w:ascii="TH SarabunPSK" w:hAnsi="TH SarabunPSK"/>
           <w:b/>
           <w:bCs/>
-          <w:sz w:val="32"/>
-          <w:szCs w:val="32"/>
-          <w:cs/>
-        </w:rPr>
-        <w:t>ผู้</w:t>
-      </w:r>
-      <w:r>
-        <w:rPr>
-          <w:rFonts w:ascii="TH SarabunPSK" w:hAnsi="TH SarabunPSK" w:cs="TH SarabunPSK" w:eastAsia="TH SarabunPSK"/>
-          <w:b/>
-          <w:bCs/>
-          <w:sz w:val="32"/>
-          <w:szCs w:val="32"/>
-          <w:cs/>
-        </w:rPr>
-        <w:t>เสนอขออนุมัติ</w:t>
-      </w:r>
-      <w:r>
-        <w:rPr>
-          <w:rFonts w:ascii="TH SarabunPSK" w:hAnsi="TH SarabunPSK" w:cs="TH SarabunPSK" w:eastAsia="TH SarabunPSK"/>
-          <w:sz w:val="32"/>
-          <w:szCs w:val="32"/>
-          <w:cs/>
-        </w:rPr>
-        <w:t xml:space="preserve"> </w:t>
-      </w:r>
-      <w:r>
-        <w:rPr>
-          <w:rFonts w:ascii="TH SarabunPSK" w:hAnsi="TH SarabunPSK" w:cs="TH SarabunPSK" w:eastAsia="TH SarabunPSK"/>
-          <w:sz w:val="32"/>
-          <w:szCs w:val="32"/>
-          <w:cs/>
-        </w:rPr>
-        <w:t xml:space="preserve">ชื่อ-สกุล </w:t>
-      </w:r>
-      <w:r>
-        <w:rPr>
-          <w:rFonts w:ascii="TH SarabunPSK" w:hAnsi="TH SarabunPSK" w:cs="TH SarabunPSK" w:eastAsia="TH SarabunPSK"/>
-          <w:sz w:val="32"/>
-          <w:szCs w:val="32"/>
-          <w:cs/>
-        </w:rPr>
-        <w:t xml:space="preserve">{name}</w:t>
-      </w:r>
-      <w:r>
-        <w:rPr>
-          <w:rFonts w:ascii="TH SarabunPSK" w:hAnsi="TH SarabunPSK" w:cs="TH SarabunPSK" w:eastAsia="TH SarabunPSK"/>
-          <w:sz w:val="32"/>
-          <w:szCs w:val="32"/>
-          <w:cs/>
-        </w:rPr>
-        <w:t xml:space="preserve"> พนักงานมหาวิทยาลัย ตำแหน่ง {position} ระดับ {level} </w:t>
-        <w:br/>
-        <w:t xml:space="preserve">เลขประจำตำแหน่ง </w:t>
-      </w:r>
-      <w:r>
-        <w:rPr>
-          <w:rFonts w:ascii="TH SarabunPSK" w:hAnsi="TH SarabunPSK" w:cs="TH SarabunPSK" w:eastAsia="TH SarabunPSK"/>
-          <w:sz w:val="32"/>
-          <w:szCs w:val="32"/>
-        </w:rPr>
-        <w:t xml:space="preserve">{posNo}</w:t>
-      </w:r>
-      <w:r>
-        <w:rPr>
-          <w:rFonts w:ascii="TH SarabunPSK" w:hAnsi="TH SarabunPSK" w:cs="TH SarabunPSK" w:eastAsia="TH SarabunPSK"/>
-          <w:sz w:val="32"/>
-          <w:szCs w:val="32"/>
-          <w:cs/>
-        </w:rPr>
-        <w:t xml:space="preserve"> สังกัดกลุ่มวิชา {dept} บรรจุเข้าปฏิบัติงานเป็นพนักงานมหาวิทยาลัยเมื่อวันที่ {startDate} ระยะเวลาการจ้างตั้งแต่วันที่ {contractFrom} ถึงวันที่</w:t>
-      </w:r>
-      <w:r>
-        <w:rPr>
-          <w:rFonts w:ascii="TH SarabunPSK" w:hAnsi="TH SarabunPSK" w:cs="TH SarabunPSK" w:eastAsia="TH SarabunPSK"/>
-          <w:sz w:val="32"/>
-          <w:szCs w:val="32"/>
-        </w:rPr>
-        <w:t xml:space="preserve"> </w:t>
-      </w:r>
-      <w:r>
-        <w:rPr>
-          <w:rFonts w:ascii="TH SarabunPSK" w:hAnsi="TH SarabunPSK" w:cs="TH SarabunPSK" w:eastAsia="TH SarabunPSK"/>
-          <w:sz w:val="32"/>
-          <w:szCs w:val="32"/>
-          <w:cs/>
-        </w:rPr>
-        <w:t xml:space="preserve">{contractTo}  โทร. {phone}</w:t>
-      </w:r>
-    </w:p>
-    <w:p>
-      <w:pPr>
-        <w:rPr>
-          <w:rFonts w:ascii="TH SarabunPSK" w:hAnsi="TH SarabunPSK" w:cs="TH SarabunPSK" w:eastAsia="TH SarabunPSK"/>
-          <w:sz w:val="32"/>
-          <w:szCs w:val="32"/>
-        </w:rPr>
-      </w:pPr>
-      <w:r>
-        <w:rPr>
-          <w:rFonts w:ascii="TH SarabunPSK" w:hAnsi="TH SarabunPSK" w:cs="TH SarabunPSK" w:eastAsia="TH SarabunPSK"/>
-          <w:b/>
-          <w:bCs/>
-          <w:sz w:val="32"/>
-          <w:szCs w:val="32"/>
-          <w:cs/>
-        </w:rPr>
-        <w:t xml:space="preserve">๑.  </w:t>
-      </w:r>
-      <w:r>
-        <w:rPr>
-          <w:rFonts w:ascii="TH SarabunPSK" w:hAnsi="TH SarabunPSK" w:cs="TH SarabunPSK" w:eastAsia="TH SarabunPSK"/>
-          <w:sz w:val="32"/>
-          <w:szCs w:val="32"/>
-          <w:cs/>
-        </w:rPr>
-        <w:t xml:space="preserve"> </w:t>
-      </w:r>
-      <w:r>
-        <w:rPr>
-          <w:rFonts w:ascii="TH SarabunPSK" w:hAnsi="TH SarabunPSK" w:cs="TH SarabunPSK" w:eastAsia="TH SarabunPSK"/>
-          <w:b/>
-          <w:bCs/>
-          <w:sz w:val="32"/>
-          <w:szCs w:val="32"/>
-          <w:cs/>
-        </w:rPr>
-        <w:t xml:space="preserve">ประเภทการลา </w:t>
-      </w:r>
-      <w:r>
-        <w:rPr>
-          <w:rFonts w:ascii="TH SarabunPSK" w:hAnsi="TH SarabunPSK" w:cs="TH SarabunPSK" w:eastAsia="TH SarabunPSK"/>
-          <w:b/>
-          <w:bCs/>
-          <w:sz w:val="32"/>
-          <w:szCs w:val="32"/>
-          <w:cs/>
-        </w:rPr>
-        <w:t xml:space="preserve">  </w:t>
-      </w:r>
-      <w:r>
-        <w:rPr>
-          <w:rFonts w:ascii="TH SarabunPSK" w:hAnsi="TH SarabunPSK" w:cs="TH SarabunPSK" w:eastAsia="TH SarabunPSK"/>
-          <w:sz w:val="32"/>
-          <w:szCs w:val="32"/>
+          <w:cs/>
+        </w:rPr>
+        <w:t xml:space="preserve">ประเภทการลา   </w:t>
+      </w:r>
+      <w:r>
+        <w:rPr>
+          <w:rFonts w:ascii="TH SarabunPSK" w:hAnsi="TH SarabunPSK"/>
           <w:cs/>
         </w:rPr>
         <w:t xml:space="preserve"> ไป   </w:t>
       </w:r>
       <w:r>
         <w:rPr>
-          <w:rFonts w:ascii="Wingdings" w:hAnsi="Wingdings" w:cs="Wingdings" w:eastAsia="Wingdings"/>
-          <w:sz w:val="32"/>
-          <w:szCs w:val="32"/>
-        </w:rPr>
-        <w:t xml:space="preserve">{#t_meet}</w:t>
-      </w:r>
-      <w:r xmlns:a="http://schemas.openxmlformats.org/drawingml/2006/main" xmlns:pic="http://schemas.openxmlformats.org/drawingml/2006/picture">
+          <w:rFonts w:ascii="Wingdings" w:eastAsia="Wingdings" w:hAnsi="Wingdings" w:cs="Wingdings"/>
+        </w:rPr>
+        <w:t>{#t_meet}</w:t>
+      </w:r>
+      <w:r>
+        <w:rPr>
+          <w:noProof/>
+        </w:rPr>
         <w:drawing>
-          <wp:inline distT="0" distB="0" distL="0" distR="0">
+          <wp:inline distT="0" distB="0" distL="0" distR="0" wp14:anchorId="6B558B86" wp14:editId="4BD6880B">
             <wp:extent cx="193516" cy="153716"/>
+            <wp:effectExtent l="0" t="0" r="0" b="0"/>
             <wp:docPr id="9001" name="chk_t_meet"/>
             <wp:cNvGraphicFramePr/>
-            <a:graphic>
+            <a:graphic xmlns:a="http://schemas.openxmlformats.org/drawingml/2006/main">
               <a:graphicData uri="http://schemas.openxmlformats.org/drawingml/2006/picture">
-                <pic:pic>
+                <pic:pic xmlns:pic="http://schemas.openxmlformats.org/drawingml/2006/picture">
                   <pic:nvPicPr>
                     <pic:cNvPr id="0" name="chk.png"/>
                     <pic:cNvPicPr/>
                   </pic:nvPicPr>
                   <pic:blipFill>
-                    <a:blip r:embed="rIdChk"/>
+                    <a:blip r:embed="rId9"/>
                     <a:stretch>
                       <a:fillRect/>
                     </a:stretch>
@@ -532,77 +560,48 @@
       </w:r>
       <w:r>
         <w:rPr>
-          <w:rFonts w:ascii="Wingdings" w:hAnsi="Wingdings" w:cs="Wingdings" w:eastAsia="Wingdings"/>
-          <w:sz w:val="32"/>
-          <w:szCs w:val="32"/>
-        </w:rPr>
-        <w:t xml:space="preserve">{/t_meet}{^t_meet}</w:t>
-      </w:r>
-      <w:r>
-        <w:rPr>
-          <w:rFonts w:ascii="Wingdings" w:hAnsi="Wingdings" w:cs="Wingdings" w:eastAsia="Wingdings"/>
-          <w:sz w:val="32"/>
-          <w:szCs w:val="32"/>
-        </w:rPr>
-        <w:t xml:space="preserve">¦</w:t>
-      </w:r>
-      <w:r>
-        <w:rPr>
-          <w:rFonts w:ascii="Wingdings" w:hAnsi="Wingdings" w:cs="Wingdings" w:eastAsia="Wingdings"/>
-          <w:sz w:val="32"/>
-          <w:szCs w:val="32"/>
-        </w:rPr>
-        <w:t xml:space="preserve">{/t_meet}</w:t>
-      </w:r>
-      <w:r>
-        <w:rPr>
-          <w:rFonts w:ascii="TH SarabunPSK" w:hAnsi="TH SarabunPSK" w:cs="TH SarabunPSK" w:eastAsia="TH SarabunPSK"/>
-          <w:sz w:val="32"/>
-          <w:szCs w:val="32"/>
+          <w:rFonts w:ascii="Wingdings" w:eastAsia="Wingdings" w:hAnsi="Wingdings" w:cs="Wingdings"/>
+        </w:rPr>
+        <w:t>{/t_meet}{^t_meet}¦{/t_meet}</w:t>
+      </w:r>
+      <w:r>
+        <w:rPr>
+          <w:rFonts w:ascii="TH SarabunPSK" w:hAnsi="TH SarabunPSK"/>
         </w:rPr>
         <w:t xml:space="preserve"> </w:t>
       </w:r>
       <w:r>
         <w:rPr>
-          <w:rFonts w:ascii="TH SarabunPSK" w:hAnsi="TH SarabunPSK" w:cs="TH SarabunPSK" w:eastAsia="TH SarabunPSK"/>
-          <w:sz w:val="32"/>
-          <w:szCs w:val="32"/>
-          <w:cs/>
-        </w:rPr>
-        <w:t>ป</w:t>
-      </w:r>
-      <w:r>
-        <w:rPr>
-          <w:rFonts w:ascii="TH SarabunPSK" w:hAnsi="TH SarabunPSK" w:cs="TH SarabunPSK" w:eastAsia="TH SarabunPSK"/>
-          <w:sz w:val="32"/>
-          <w:szCs w:val="32"/>
-          <w:cs/>
-        </w:rPr>
-        <w:t xml:space="preserve">ระชุม      </w:t>
-      </w:r>
-      <w:r>
-        <w:rPr>
-          <w:rFonts w:ascii="Wingdings" w:hAnsi="Wingdings" w:cs="Wingdings" w:eastAsia="Wingdings"/>
-          <w:sz w:val="32"/>
-          <w:szCs w:val="32"/>
-        </w:rPr>
-        <w:t xml:space="preserve">{#t_semi}</w:t>
-      </w:r>
-      <w:r xmlns:a="http://schemas.openxmlformats.org/drawingml/2006/main" xmlns:pic="http://schemas.openxmlformats.org/drawingml/2006/picture">
+          <w:rFonts w:ascii="TH SarabunPSK" w:hAnsi="TH SarabunPSK"/>
+          <w:cs/>
+        </w:rPr>
+        <w:t xml:space="preserve">ประชุม      </w:t>
+      </w:r>
+      <w:r>
+        <w:rPr>
+          <w:rFonts w:ascii="Wingdings" w:eastAsia="Wingdings" w:hAnsi="Wingdings" w:cs="Wingdings"/>
+        </w:rPr>
+        <w:t>{#t_semi}</w:t>
+      </w:r>
+      <w:r>
+        <w:rPr>
+          <w:noProof/>
+        </w:rPr>
         <w:drawing>
-          <wp:inline distT="0" distB="0" distL="0" distR="0">
+          <wp:inline distT="0" distB="0" distL="0" distR="0" wp14:anchorId="002DEB49" wp14:editId="7CA80876">
             <wp:extent cx="193516" cy="153716"/>
+            <wp:effectExtent l="0" t="0" r="0" b="0"/>
             <wp:docPr id="9002" name="chk_t_semi"/>
             <wp:cNvGraphicFramePr/>
-            <a:graphic>
+            <a:graphic xmlns:a="http://schemas.openxmlformats.org/drawingml/2006/main">
               <a:graphicData uri="http://schemas.openxmlformats.org/drawingml/2006/picture">
-                <pic:pic>
+                <pic:pic xmlns:pic="http://schemas.openxmlformats.org/drawingml/2006/picture">
                   <pic:nvPicPr>
                     <pic:cNvPr id="0" name="chk.png"/>
                     <pic:cNvPicPr/>
                   </pic:nvPicPr>
                   <pic:blipFill>
-                    <a:blip r:embed="rIdChk"/>
+                    <a:blip r:embed="rId9"/>
                     <a:stretch>
                       <a:fillRect/>
                     </a:stretch>
@@ -624,77 +623,48 @@
       </w:r>
       <w:r>
         <w:rPr>
-          <w:rFonts w:ascii="Wingdings" w:hAnsi="Wingdings" w:cs="Wingdings" w:eastAsia="Wingdings"/>
-          <w:sz w:val="32"/>
-          <w:szCs w:val="32"/>
-        </w:rPr>
-        <w:t xml:space="preserve">{/t_semi}{^t_semi}</w:t>
-      </w:r>
-      <w:r>
-        <w:rPr>
-          <w:rFonts w:ascii="Wingdings" w:hAnsi="Wingdings" w:cs="Wingdings" w:eastAsia="Wingdings"/>
-          <w:sz w:val="32"/>
-          <w:szCs w:val="32"/>
-        </w:rPr>
-        <w:t xml:space="preserve">¦</w:t>
-      </w:r>
-      <w:r>
-        <w:rPr>
-          <w:rFonts w:ascii="Wingdings" w:hAnsi="Wingdings" w:cs="Wingdings" w:eastAsia="Wingdings"/>
-          <w:sz w:val="32"/>
-          <w:szCs w:val="32"/>
-        </w:rPr>
-        <w:t xml:space="preserve">{/t_semi}</w:t>
-      </w:r>
-      <w:r>
-        <w:rPr>
-          <w:rFonts w:ascii="TH SarabunPSK" w:hAnsi="TH SarabunPSK" w:cs="TH SarabunPSK" w:eastAsia="TH SarabunPSK"/>
-          <w:sz w:val="32"/>
-          <w:szCs w:val="32"/>
+          <w:rFonts w:ascii="Wingdings" w:eastAsia="Wingdings" w:hAnsi="Wingdings" w:cs="Wingdings"/>
+        </w:rPr>
+        <w:t>{/t_semi}{^t_semi}¦{/t_semi}</w:t>
+      </w:r>
+      <w:r>
+        <w:rPr>
+          <w:rFonts w:ascii="TH SarabunPSK" w:hAnsi="TH SarabunPSK"/>
         </w:rPr>
         <w:t xml:space="preserve"> </w:t>
       </w:r>
       <w:r>
         <w:rPr>
-          <w:rFonts w:ascii="TH SarabunPSK" w:hAnsi="TH SarabunPSK" w:cs="TH SarabunPSK" w:eastAsia="TH SarabunPSK"/>
-          <w:sz w:val="32"/>
-          <w:szCs w:val="32"/>
-          <w:cs/>
-        </w:rPr>
-        <w:t>ส</w:t>
-      </w:r>
-      <w:r>
-        <w:rPr>
-          <w:rFonts w:ascii="TH SarabunPSK" w:hAnsi="TH SarabunPSK" w:cs="TH SarabunPSK" w:eastAsia="TH SarabunPSK"/>
-          <w:sz w:val="32"/>
-          <w:szCs w:val="32"/>
-          <w:cs/>
-        </w:rPr>
-        <w:t xml:space="preserve">ัมมนา       </w:t>
-      </w:r>
-      <w:r>
-        <w:rPr>
-          <w:rFonts w:ascii="Wingdings" w:hAnsi="Wingdings" w:cs="Wingdings" w:eastAsia="Wingdings"/>
-          <w:sz w:val="32"/>
-          <w:szCs w:val="32"/>
-        </w:rPr>
-        <w:t xml:space="preserve">{#t_work}</w:t>
-      </w:r>
-      <w:r xmlns:a="http://schemas.openxmlformats.org/drawingml/2006/main" xmlns:pic="http://schemas.openxmlformats.org/drawingml/2006/picture">
+          <w:rFonts w:ascii="TH SarabunPSK" w:hAnsi="TH SarabunPSK"/>
+          <w:cs/>
+        </w:rPr>
+        <w:t xml:space="preserve">สัมมนา       </w:t>
+      </w:r>
+      <w:r>
+        <w:rPr>
+          <w:rFonts w:ascii="Wingdings" w:eastAsia="Wingdings" w:hAnsi="Wingdings" w:cs="Wingdings"/>
+        </w:rPr>
+        <w:t>{#t_work}</w:t>
+      </w:r>
+      <w:r>
+        <w:rPr>
+          <w:noProof/>
+        </w:rPr>
         <w:drawing>
-          <wp:inline distT="0" distB="0" distL="0" distR="0">
+          <wp:inline distT="0" distB="0" distL="0" distR="0" wp14:anchorId="555998DE" wp14:editId="694A6A91">
             <wp:extent cx="193516" cy="153716"/>
+            <wp:effectExtent l="0" t="0" r="0" b="0"/>
             <wp:docPr id="9003" name="chk_t_work"/>
             <wp:cNvGraphicFramePr/>
-            <a:graphic>
+            <a:graphic xmlns:a="http://schemas.openxmlformats.org/drawingml/2006/main">
               <a:graphicData uri="http://schemas.openxmlformats.org/drawingml/2006/picture">
-                <pic:pic>
+                <pic:pic xmlns:pic="http://schemas.openxmlformats.org/drawingml/2006/picture">
                   <pic:nvPicPr>
                     <pic:cNvPr id="0" name="chk.png"/>
                     <pic:cNvPicPr/>
                   </pic:nvPicPr>
                   <pic:blipFill>
-                    <a:blip r:embed="rIdChk"/>
+                    <a:blip r:embed="rId9"/>
                     <a:stretch>
                       <a:fillRect/>
                     </a:stretch>
@@ -716,41 +686,19 @@
       </w:r>
       <w:r>
         <w:rPr>
-          <w:rFonts w:ascii="Wingdings" w:hAnsi="Wingdings" w:cs="Wingdings" w:eastAsia="Wingdings"/>
-          <w:sz w:val="32"/>
-          <w:szCs w:val="32"/>
-        </w:rPr>
-        <w:t xml:space="preserve">{/t_work}{^t_work}</w:t>
-      </w:r>
-      <w:r>
-        <w:rPr>
-          <w:rFonts w:ascii="Wingdings" w:hAnsi="Wingdings" w:cs="Wingdings" w:eastAsia="Wingdings"/>
-          <w:sz w:val="32"/>
-          <w:szCs w:val="32"/>
-        </w:rPr>
-        <w:t xml:space="preserve">¦</w:t>
-      </w:r>
-      <w:r>
-        <w:rPr>
-          <w:rFonts w:ascii="Wingdings" w:hAnsi="Wingdings" w:cs="Wingdings" w:eastAsia="Wingdings"/>
-          <w:sz w:val="32"/>
-          <w:szCs w:val="32"/>
-        </w:rPr>
-        <w:t xml:space="preserve">{/t_work}</w:t>
-      </w:r>
-      <w:r>
-        <w:rPr>
-          <w:rFonts w:ascii="TH SarabunPSK" w:hAnsi="TH SarabunPSK" w:cs="TH SarabunPSK" w:eastAsia="TH SarabunPSK"/>
-          <w:sz w:val="32"/>
-          <w:szCs w:val="32"/>
+          <w:rFonts w:ascii="Wingdings" w:eastAsia="Wingdings" w:hAnsi="Wingdings" w:cs="Wingdings"/>
+        </w:rPr>
+        <w:t>{/t_work}{^t_work}¦{/t_work}</w:t>
+      </w:r>
+      <w:r>
+        <w:rPr>
+          <w:rFonts w:ascii="TH SarabunPSK" w:hAnsi="TH SarabunPSK"/>
         </w:rPr>
         <w:t xml:space="preserve"> </w:t>
       </w:r>
       <w:r>
         <w:rPr>
-          <w:rFonts w:ascii="TH SarabunPSK" w:hAnsi="TH SarabunPSK" w:cs="TH SarabunPSK" w:eastAsia="TH SarabunPSK"/>
-          <w:sz w:val="32"/>
-          <w:szCs w:val="32"/>
+          <w:rFonts w:ascii="TH SarabunPSK" w:hAnsi="TH SarabunPSK"/>
           <w:cs/>
         </w:rPr>
         <w:t xml:space="preserve">ปฏิบัติงาน     </w:t>
@@ -759,43 +707,41 @@
     <w:p>
       <w:pPr>
         <w:rPr>
-          <w:rFonts w:ascii="TH SarabunPSK" w:hAnsi="TH SarabunPSK" w:cs="TH SarabunPSK" w:eastAsia="TH SarabunPSK"/>
-          <w:sz w:val="32"/>
-          <w:szCs w:val="32"/>
-        </w:rPr>
-      </w:pPr>
-      <w:r>
-        <w:rPr>
-          <w:rFonts w:ascii="TH SarabunPSK" w:hAnsi="TH SarabunPSK" w:cs="TH SarabunPSK" w:eastAsia="TH SarabunPSK"/>
-          <w:sz w:val="32"/>
-          <w:szCs w:val="32"/>
+          <w:rFonts w:ascii="TH SarabunPSK" w:hAnsi="TH SarabunPSK"/>
+        </w:rPr>
+      </w:pPr>
+      <w:r>
+        <w:rPr>
+          <w:rFonts w:ascii="TH SarabunPSK" w:hAnsi="TH SarabunPSK"/>
           <w:cs/>
         </w:rPr>
         <w:t xml:space="preserve">                             ณ   </w:t>
       </w:r>
       <w:r>
         <w:rPr>
-          <w:rFonts w:ascii="Wingdings" w:hAnsi="Wingdings" w:cs="Wingdings" w:eastAsia="Wingdings"/>
-          <w:sz w:val="32"/>
-          <w:szCs w:val="32"/>
-        </w:rPr>
-        <w:t xml:space="preserve">{#loc_in}</w:t>
-      </w:r>
-      <w:r xmlns:a="http://schemas.openxmlformats.org/drawingml/2006/main" xmlns:pic="http://schemas.openxmlformats.org/drawingml/2006/picture">
+          <w:rFonts w:ascii="Wingdings" w:eastAsia="Wingdings" w:hAnsi="Wingdings" w:cs="Wingdings"/>
+        </w:rPr>
+        <w:t>{#loc_in}</w:t>
+      </w:r>
+      <w:r>
+        <w:rPr>
+          <w:noProof/>
+        </w:rPr>
         <w:drawing>
-          <wp:inline distT="0" distB="0" distL="0" distR="0">
+          <wp:inline distT="0" distB="0" distL="0" distR="0" wp14:anchorId="66E7286C" wp14:editId="4D0698B7">
             <wp:extent cx="181141" cy="151012"/>
+            <wp:effectExtent l="0" t="0" r="0" b="0"/>
             <wp:docPr id="9101" name="box_loc_in"/>
             <wp:cNvGraphicFramePr/>
-            <a:graphic>
+            <a:graphic xmlns:a="http://schemas.openxmlformats.org/drawingml/2006/main">
               <a:graphicData uri="http://schemas.openxmlformats.org/drawingml/2006/picture">
-                <pic:pic>
+                <pic:pic xmlns:pic="http://schemas.openxmlformats.org/drawingml/2006/picture">
                   <pic:nvPicPr>
                     <pic:cNvPr id="0" name="chkbox.png"/>
                     <pic:cNvPicPr/>
                   </pic:nvPicPr>
                   <pic:blipFill>
-                    <a:blip r:embed="rIdBox"/>
+                    <a:blip r:embed="rId10"/>
                     <a:stretch>
                       <a:fillRect/>
                     </a:stretch>
@@ -817,60 +763,42 @@
       </w:r>
       <w:r>
         <w:rPr>
-          <w:rFonts w:ascii="Wingdings" w:hAnsi="Wingdings" w:cs="Wingdings" w:eastAsia="Wingdings"/>
-          <w:sz w:val="32"/>
-          <w:szCs w:val="32"/>
-        </w:rPr>
-        <w:t xml:space="preserve">{/loc_in}{^loc_in}</w:t>
-      </w:r>
-      <w:r>
-        <w:rPr>
-          <w:rFonts w:ascii="Wingdings" w:hAnsi="Wingdings" w:cs="Wingdings" w:eastAsia="Wingdings"/>
-          <w:sz w:val="32"/>
-          <w:szCs w:val="32"/>
-        </w:rPr>
-        <w:t xml:space="preserve">r</w:t>
-      </w:r>
-      <w:r>
-        <w:rPr>
-          <w:rFonts w:ascii="Wingdings" w:hAnsi="Wingdings" w:cs="Wingdings" w:eastAsia="Wingdings"/>
-          <w:sz w:val="32"/>
-          <w:szCs w:val="32"/>
-        </w:rPr>
-        <w:t xml:space="preserve">{/loc_in}</w:t>
-      </w:r>
-      <w:r>
-        <w:rPr>
-          <w:rFonts w:ascii="TH SarabunPSK" w:hAnsi="TH SarabunPSK" w:cs="TH SarabunPSK" w:eastAsia="TH SarabunPSK"/>
-          <w:sz w:val="32"/>
-          <w:szCs w:val="32"/>
+          <w:rFonts w:ascii="Wingdings" w:eastAsia="Wingdings" w:hAnsi="Wingdings" w:cs="Wingdings"/>
+        </w:rPr>
+        <w:t>{/loc_in}{^loc_in}r{/loc_in}</w:t>
+      </w:r>
+      <w:r>
+        <w:rPr>
+          <w:rFonts w:ascii="TH SarabunPSK" w:hAnsi="TH SarabunPSK"/>
           <w:cs/>
         </w:rPr>
         <w:t xml:space="preserve"> ในประเทศ  </w:t>
       </w:r>
       <w:r>
         <w:rPr>
-          <w:rFonts w:ascii="Wingdings" w:hAnsi="Wingdings" w:cs="Wingdings" w:eastAsia="Wingdings"/>
-          <w:sz w:val="32"/>
-          <w:szCs w:val="32"/>
-        </w:rPr>
-        <w:t xml:space="preserve">{#loc_out}</w:t>
-      </w:r>
-      <w:r xmlns:a="http://schemas.openxmlformats.org/drawingml/2006/main" xmlns:pic="http://schemas.openxmlformats.org/drawingml/2006/picture">
+          <w:rFonts w:ascii="Wingdings" w:eastAsia="Wingdings" w:hAnsi="Wingdings" w:cs="Wingdings"/>
+        </w:rPr>
+        <w:t>{#loc_out}</w:t>
+      </w:r>
+      <w:r>
+        <w:rPr>
+          <w:noProof/>
+        </w:rPr>
         <w:drawing>
-          <wp:inline distT="0" distB="0" distL="0" distR="0">
+          <wp:inline distT="0" distB="0" distL="0" distR="0" wp14:anchorId="111D8A63" wp14:editId="3552ACA4">
             <wp:extent cx="181141" cy="151012"/>
+            <wp:effectExtent l="0" t="0" r="0" b="0"/>
             <wp:docPr id="9102" name="box_loc_out"/>
             <wp:cNvGraphicFramePr/>
-            <a:graphic>
+            <a:graphic xmlns:a="http://schemas.openxmlformats.org/drawingml/2006/main">
               <a:graphicData uri="http://schemas.openxmlformats.org/drawingml/2006/picture">
-                <pic:pic>
+                <pic:pic xmlns:pic="http://schemas.openxmlformats.org/drawingml/2006/picture">
                   <pic:nvPicPr>
                     <pic:cNvPr id="0" name="chkbox.png"/>
                     <pic:cNvPicPr/>
                   </pic:nvPicPr>
                   <pic:blipFill>
-                    <a:blip r:embed="rIdBox"/>
+                    <a:blip r:embed="rId10"/>
                     <a:stretch>
                       <a:fillRect/>
                     </a:stretch>
@@ -892,33 +820,13 @@
       </w:r>
       <w:r>
         <w:rPr>
-          <w:rFonts w:ascii="Wingdings" w:hAnsi="Wingdings" w:cs="Wingdings" w:eastAsia="Wingdings"/>
-          <w:sz w:val="32"/>
-          <w:szCs w:val="32"/>
-        </w:rPr>
-        <w:t xml:space="preserve">{/loc_out}{^loc_out}</w:t>
-      </w:r>
-      <w:r>
-        <w:rPr>
-          <w:rFonts w:ascii="Wingdings" w:hAnsi="Wingdings" w:cs="Wingdings" w:eastAsia="Wingdings"/>
-          <w:sz w:val="32"/>
-          <w:szCs w:val="32"/>
-        </w:rPr>
-        <w:t xml:space="preserve">r</w:t>
-      </w:r>
-      <w:r>
-        <w:rPr>
-          <w:rFonts w:ascii="Wingdings" w:hAnsi="Wingdings" w:cs="Wingdings" w:eastAsia="Wingdings"/>
-          <w:sz w:val="32"/>
-          <w:szCs w:val="32"/>
-        </w:rPr>
-        <w:t xml:space="preserve">{/loc_out}</w:t>
-      </w:r>
-      <w:r>
-        <w:rPr>
-          <w:rFonts w:ascii="TH SarabunPSK" w:hAnsi="TH SarabunPSK" w:cs="TH SarabunPSK" w:eastAsia="TH SarabunPSK"/>
-          <w:sz w:val="32"/>
-          <w:szCs w:val="32"/>
+          <w:rFonts w:ascii="Wingdings" w:eastAsia="Wingdings" w:hAnsi="Wingdings" w:cs="Wingdings"/>
+        </w:rPr>
+        <w:t>{/loc_out}{^loc_out}r{/loc_out}</w:t>
+      </w:r>
+      <w:r>
+        <w:rPr>
+          <w:rFonts w:ascii="TH SarabunPSK" w:hAnsi="TH SarabunPSK"/>
           <w:cs/>
         </w:rPr>
         <w:t xml:space="preserve"> ต่างประเทศ</w:t>
@@ -928,38 +836,30 @@
       <w:pPr>
         <w:spacing w:line="216" w:lineRule="auto"/>
         <w:rPr>
-          <w:rFonts w:ascii="TH SarabunPSK" w:hAnsi="TH SarabunPSK" w:cs="TH SarabunPSK" w:eastAsia="TH SarabunPSK"/>
-          <w:sz w:val="32"/>
-          <w:szCs w:val="32"/>
-        </w:rPr>
-      </w:pPr>
-      <w:r>
-        <w:rPr>
-          <w:rFonts w:ascii="TH SarabunPSK" w:hAnsi="TH SarabunPSK" w:cs="TH SarabunPSK" w:eastAsia="TH SarabunPSK"/>
+          <w:rFonts w:ascii="TH SarabunPSK" w:hAnsi="TH SarabunPSK"/>
+        </w:rPr>
+      </w:pPr>
+      <w:r>
+        <w:rPr>
+          <w:rFonts w:ascii="TH SarabunPSK" w:hAnsi="TH SarabunPSK"/>
           <w:b/>
           <w:bCs/>
-          <w:sz w:val="32"/>
-          <w:szCs w:val="32"/>
           <w:cs/>
         </w:rPr>
         <w:t xml:space="preserve">๒.  </w:t>
       </w:r>
       <w:r>
         <w:rPr>
-          <w:rFonts w:ascii="TH SarabunPSK" w:hAnsi="TH SarabunPSK" w:cs="TH SarabunPSK" w:eastAsia="TH SarabunPSK"/>
-          <w:sz w:val="32"/>
-          <w:szCs w:val="32"/>
+          <w:rFonts w:ascii="TH SarabunPSK" w:hAnsi="TH SarabunPSK"/>
           <w:cs/>
         </w:rPr>
         <w:t xml:space="preserve"> </w:t>
       </w:r>
       <w:r>
         <w:rPr>
-          <w:rFonts w:ascii="TH SarabunPSK" w:hAnsi="TH SarabunPSK" w:cs="TH SarabunPSK" w:eastAsia="TH SarabunPSK"/>
+          <w:rFonts w:ascii="TH SarabunPSK" w:hAnsi="TH SarabunPSK"/>
           <w:b/>
           <w:bCs/>
-          <w:sz w:val="32"/>
-          <w:szCs w:val="32"/>
           <w:cs/>
         </w:rPr>
         <w:t>ข้อมูลการลา</w:t>
@@ -969,41 +869,33 @@
       <w:pPr>
         <w:ind w:left="360" w:firstLine="60"/>
         <w:rPr>
-          <w:rFonts w:ascii="TH SarabunPSK" w:hAnsi="TH SarabunPSK" w:cs="TH SarabunPSK" w:eastAsia="TH SarabunPSK"/>
+          <w:rFonts w:ascii="TH SarabunPSK" w:hAnsi="TH SarabunPSK"/>
           <w:b/>
           <w:bCs/>
-          <w:sz w:val="32"/>
-          <w:szCs w:val="32"/>
-          <w:cs/>
-        </w:rPr>
-      </w:pPr>
-      <w:r>
-        <w:rPr>
-          <w:rFonts w:ascii="TH SarabunPSK" w:hAnsi="TH SarabunPSK" w:cs="TH SarabunPSK" w:eastAsia="TH SarabunPSK"/>
+          <w:cs/>
+        </w:rPr>
+      </w:pPr>
+      <w:r>
+        <w:rPr>
+          <w:rFonts w:ascii="TH SarabunPSK" w:hAnsi="TH SarabunPSK"/>
           <w:b/>
           <w:bCs/>
-          <w:sz w:val="32"/>
-          <w:szCs w:val="32"/>
           <w:cs/>
         </w:rPr>
         <w:t>โครงการ/หัวข้อ</w:t>
       </w:r>
       <w:r>
         <w:rPr>
-          <w:rFonts w:ascii="TH SarabunPSK" w:hAnsi="TH SarabunPSK" w:cs="TH SarabunPSK" w:eastAsia="TH SarabunPSK"/>
-          <w:sz w:val="32"/>
-          <w:szCs w:val="32"/>
+          <w:rFonts w:ascii="TH SarabunPSK" w:hAnsi="TH SarabunPSK"/>
           <w:cs/>
         </w:rPr>
         <w:t xml:space="preserve"> </w:t>
       </w:r>
       <w:r>
         <w:rPr>
-          <w:rFonts w:ascii="TH SarabunPSK" w:hAnsi="TH SarabunPSK" w:cs="TH SarabunPSK" w:eastAsia="TH SarabunPSK"/>
-          <w:sz w:val="32"/>
-          <w:szCs w:val="32"/>
-        </w:rPr>
-        <w:t xml:space="preserve">{project}</w:t>
+          <w:rFonts w:ascii="TH SarabunPSK" w:hAnsi="TH SarabunPSK"/>
+        </w:rPr>
+        <w:t>{project}</w:t>
       </w:r>
     </w:p>
     <w:p>
@@ -1011,64 +903,50 @@
         <w:spacing w:line="216" w:lineRule="auto"/>
         <w:ind w:left="450" w:hanging="30"/>
         <w:rPr>
-          <w:rFonts w:ascii="TH SarabunPSK" w:hAnsi="TH SarabunPSK" w:cs="TH SarabunPSK" w:eastAsia="TH SarabunPSK"/>
-          <w:sz w:val="32"/>
-          <w:szCs w:val="32"/>
-        </w:rPr>
-      </w:pPr>
-      <w:r>
-        <w:rPr>
-          <w:rFonts w:ascii="TH SarabunPSK" w:hAnsi="TH SarabunPSK" w:cs="TH SarabunPSK" w:eastAsia="TH SarabunPSK"/>
+          <w:rFonts w:ascii="TH SarabunPSK" w:hAnsi="TH SarabunPSK"/>
+        </w:rPr>
+      </w:pPr>
+      <w:r>
+        <w:rPr>
+          <w:rFonts w:ascii="TH SarabunPSK" w:hAnsi="TH SarabunPSK"/>
           <w:b/>
           <w:bCs/>
-          <w:sz w:val="32"/>
-          <w:szCs w:val="32"/>
           <w:cs/>
         </w:rPr>
         <w:t>สถานที่/องค์กร</w:t>
       </w:r>
       <w:r>
         <w:rPr>
-          <w:rFonts w:ascii="TH SarabunPSK" w:hAnsi="TH SarabunPSK" w:cs="TH SarabunPSK" w:eastAsia="TH SarabunPSK"/>
-          <w:sz w:val="32"/>
-          <w:szCs w:val="32"/>
+          <w:rFonts w:ascii="TH SarabunPSK" w:hAnsi="TH SarabunPSK"/>
           <w:cs/>
         </w:rPr>
         <w:t xml:space="preserve"> </w:t>
       </w:r>
       <w:r>
         <w:rPr>
-          <w:rFonts w:ascii="TH SarabunPSK" w:hAnsi="TH SarabunPSK" w:cs="TH SarabunPSK" w:eastAsia="TH SarabunPSK"/>
-          <w:sz w:val="32"/>
-          <w:szCs w:val="32"/>
-        </w:rPr>
-        <w:t xml:space="preserve">{place}</w:t>
-      </w:r>
-      <w:r>
-        <w:rPr>
-          <w:rFonts w:ascii="TH SarabunPSK" w:hAnsi="TH SarabunPSK" w:cs="TH SarabunPSK" w:eastAsia="TH SarabunPSK"/>
-          <w:sz w:val="32"/>
-          <w:szCs w:val="32"/>
+          <w:rFonts w:ascii="TH SarabunPSK" w:hAnsi="TH SarabunPSK"/>
+        </w:rPr>
+        <w:t>{place}</w:t>
+      </w:r>
+      <w:r>
+        <w:rPr>
+          <w:rFonts w:ascii="TH SarabunPSK" w:hAnsi="TH SarabunPSK"/>
           <w:cs/>
         </w:rPr>
         <w:t xml:space="preserve"> </w:t>
       </w:r>
       <w:r>
         <w:rPr>
-          <w:rFonts w:ascii="TH SarabunPSK" w:hAnsi="TH SarabunPSK" w:cs="TH SarabunPSK" w:eastAsia="TH SarabunPSK"/>
+          <w:rFonts w:ascii="TH SarabunPSK" w:hAnsi="TH SarabunPSK"/>
           <w:b/>
           <w:bCs/>
-          <w:sz w:val="32"/>
-          <w:szCs w:val="32"/>
           <w:cs/>
         </w:rPr>
         <w:t>จังหวัด/ประเทศ</w:t>
       </w:r>
       <w:r>
         <w:rPr>
-          <w:rFonts w:ascii="TH SarabunPSK" w:hAnsi="TH SarabunPSK" w:cs="TH SarabunPSK" w:eastAsia="TH SarabunPSK"/>
-          <w:sz w:val="32"/>
-          <w:szCs w:val="32"/>
+          <w:rFonts w:ascii="TH SarabunPSK" w:hAnsi="TH SarabunPSK"/>
           <w:cs/>
         </w:rPr>
         <w:t xml:space="preserve"> </w:t>
@@ -1076,12 +954,26 @@
       <w:bookmarkStart w:id="0" w:name="_Hlk212800912"/>
       <w:r>
         <w:rPr>
-          <w:rFonts w:ascii="TH SarabunPSK" w:hAnsi="TH SarabunPSK" w:cs="TH SarabunPSK" w:eastAsia="TH SarabunPSK"/>
-          <w:sz w:val="32"/>
-          <w:szCs w:val="32"/>
-          <w:cs/>
-        </w:rPr>
-        <w:t xml:space="preserve">{country}</w:t>
+          <w:rFonts w:ascii="TH SarabunPSK" w:hAnsi="TH SarabunPSK"/>
+          <w:cs/>
+        </w:rPr>
+        <w:t>{</w:t>
+      </w:r>
+      <w:proofErr w:type="spellStart"/>
+      <w:r>
+        <w:rPr>
+          <w:rFonts w:ascii="TH SarabunPSK" w:hAnsi="TH SarabunPSK"/>
+          <w:cs/>
+        </w:rPr>
+        <w:t>country</w:t>
+      </w:r>
+      <w:proofErr w:type="spellEnd"/>
+      <w:r>
+        <w:rPr>
+          <w:rFonts w:ascii="TH SarabunPSK" w:hAnsi="TH SarabunPSK"/>
+          <w:cs/>
+        </w:rPr>
+        <w:t>}</w:t>
       </w:r>
       <w:bookmarkEnd w:id="0"/>
     </w:p>
@@ -1090,192 +982,159 @@
         <w:spacing w:line="216" w:lineRule="auto"/>
         <w:ind w:firstLine="420"/>
         <w:rPr>
-          <w:rFonts w:ascii="TH SarabunPSK" w:hAnsi="TH SarabunPSK" w:cs="TH SarabunPSK" w:eastAsia="TH SarabunPSK"/>
-          <w:sz w:val="32"/>
-          <w:szCs w:val="32"/>
-        </w:rPr>
-      </w:pPr>
-      <w:r>
-        <w:rPr>
-          <w:rFonts w:ascii="TH SarabunPSK" w:hAnsi="TH SarabunPSK" w:cs="TH SarabunPSK" w:eastAsia="TH SarabunPSK"/>
+          <w:rFonts w:ascii="TH SarabunPSK" w:hAnsi="TH SarabunPSK"/>
+        </w:rPr>
+      </w:pPr>
+      <w:r>
+        <w:rPr>
+          <w:rFonts w:ascii="TH SarabunPSK" w:hAnsi="TH SarabunPSK"/>
           <w:b/>
           <w:bCs/>
-          <w:sz w:val="32"/>
-          <w:szCs w:val="32"/>
-          <w:cs/>
-        </w:rPr>
-        <w:t>ระยะเวลาที่ลา</w:t>
-      </w:r>
-      <w:r>
-        <w:rPr>
-          <w:rFonts w:ascii="TH SarabunPSK" w:hAnsi="TH SarabunPSK" w:cs="TH SarabunPSK" w:eastAsia="TH SarabunPSK"/>
+          <w:cs/>
+        </w:rPr>
+        <w:t xml:space="preserve">ระยะเวลาที่ลา มีกำหนด </w:t>
+      </w:r>
+      <w:r>
+        <w:rPr>
+          <w:rFonts w:ascii="TH SarabunPSK" w:hAnsi="TH SarabunPSK"/>
+          <w:cs/>
+        </w:rPr>
+        <w:t>{</w:t>
+      </w:r>
+      <w:proofErr w:type="spellStart"/>
+      <w:r>
+        <w:rPr>
+          <w:rFonts w:ascii="TH SarabunPSK" w:hAnsi="TH SarabunPSK"/>
+          <w:cs/>
+        </w:rPr>
+        <w:t>days</w:t>
+      </w:r>
+      <w:proofErr w:type="spellEnd"/>
+      <w:r>
+        <w:rPr>
+          <w:rFonts w:ascii="TH SarabunPSK" w:hAnsi="TH SarabunPSK"/>
+          <w:cs/>
+        </w:rPr>
+        <w:t>} วัน</w:t>
+      </w:r>
+      <w:r>
+        <w:rPr>
+          <w:rFonts w:ascii="TH SarabunPSK" w:hAnsi="TH SarabunPSK"/>
           <w:b/>
           <w:bCs/>
-          <w:sz w:val="32"/>
-          <w:szCs w:val="32"/>
-          <w:cs/>
-        </w:rPr>
-        <w:t xml:space="preserve"> มีกำหนด </w:t>
-      </w:r>
-      <w:r>
-        <w:rPr>
-          <w:rFonts w:ascii="TH SarabunPSK" w:hAnsi="TH SarabunPSK" w:cs="TH SarabunPSK" w:eastAsia="TH SarabunPSK"/>
-          <w:sz w:val="32"/>
-          <w:szCs w:val="32"/>
-          <w:cs/>
-        </w:rPr>
-        <w:t xml:space="preserve">{days} วัน</w:t>
-      </w:r>
-      <w:r>
-        <w:rPr>
-          <w:rFonts w:ascii="TH SarabunPSK" w:hAnsi="TH SarabunPSK" w:cs="TH SarabunPSK" w:eastAsia="TH SarabunPSK"/>
+          <w:cs/>
+        </w:rPr>
+        <w:t xml:space="preserve"> ตั้งแต่วันที่</w:t>
+      </w:r>
+      <w:r>
+        <w:rPr>
+          <w:rFonts w:ascii="TH SarabunPSK" w:hAnsi="TH SarabunPSK"/>
+          <w:cs/>
+        </w:rPr>
+        <w:t xml:space="preserve"> {</w:t>
+      </w:r>
+      <w:proofErr w:type="spellStart"/>
+      <w:r>
+        <w:rPr>
+          <w:rFonts w:ascii="TH SarabunPSK" w:hAnsi="TH SarabunPSK"/>
+          <w:cs/>
+        </w:rPr>
+        <w:t>dateFrom</w:t>
+      </w:r>
+      <w:proofErr w:type="spellEnd"/>
+      <w:r>
+        <w:rPr>
+          <w:rFonts w:ascii="TH SarabunPSK" w:hAnsi="TH SarabunPSK"/>
+          <w:cs/>
+        </w:rPr>
+        <w:t xml:space="preserve">} </w:t>
+      </w:r>
+      <w:r>
+        <w:rPr>
+          <w:rFonts w:ascii="TH SarabunPSK" w:hAnsi="TH SarabunPSK"/>
           <w:b/>
           <w:bCs/>
-          <w:sz w:val="32"/>
-          <w:szCs w:val="32"/>
-          <w:cs/>
-        </w:rPr>
-        <w:t xml:space="preserve"> </w:t>
-      </w:r>
-      <w:r>
-        <w:rPr>
-          <w:rFonts w:ascii="TH SarabunPSK" w:hAnsi="TH SarabunPSK" w:cs="TH SarabunPSK" w:eastAsia="TH SarabunPSK"/>
+          <w:cs/>
+        </w:rPr>
+        <w:t xml:space="preserve">ถึงวันที่ </w:t>
+      </w:r>
+      <w:r>
+        <w:rPr>
+          <w:rFonts w:ascii="TH SarabunPSK" w:hAnsi="TH SarabunPSK"/>
+          <w:cs/>
+        </w:rPr>
+        <w:t>{</w:t>
+      </w:r>
+      <w:proofErr w:type="spellStart"/>
+      <w:r>
+        <w:rPr>
+          <w:rFonts w:ascii="TH SarabunPSK" w:hAnsi="TH SarabunPSK"/>
+          <w:cs/>
+        </w:rPr>
+        <w:t>dateTo</w:t>
+      </w:r>
+      <w:proofErr w:type="spellEnd"/>
+      <w:r>
+        <w:rPr>
+          <w:rFonts w:ascii="TH SarabunPSK" w:hAnsi="TH SarabunPSK"/>
+          <w:cs/>
+        </w:rPr>
+        <w:t xml:space="preserve">} </w:t>
+      </w:r>
+    </w:p>
+    <w:p>
+      <w:pPr>
+        <w:spacing w:line="216" w:lineRule="auto"/>
+        <w:ind w:firstLine="420"/>
+        <w:rPr>
+          <w:rFonts w:ascii="TH SarabunPSK" w:hAnsi="TH SarabunPSK"/>
+        </w:rPr>
+      </w:pPr>
+      <w:r>
+        <w:rPr>
+          <w:rFonts w:ascii="TH SarabunPSK" w:hAnsi="TH SarabunPSK"/>
           <w:b/>
           <w:bCs/>
-          <w:sz w:val="32"/>
-          <w:szCs w:val="32"/>
-          <w:cs/>
-        </w:rPr>
-        <w:t>ตั้งแต่วันที่</w:t>
-      </w:r>
-      <w:r>
-        <w:rPr>
-          <w:rFonts w:ascii="TH SarabunPSK" w:hAnsi="TH SarabunPSK" w:cs="TH SarabunPSK" w:eastAsia="TH SarabunPSK"/>
-          <w:sz w:val="32"/>
-          <w:szCs w:val="32"/>
-          <w:cs/>
-        </w:rPr>
-        <w:t xml:space="preserve"> {dateFrom} </w:t>
-      </w:r>
-      <w:r>
-        <w:rPr>
-          <w:rFonts w:ascii="TH SarabunPSK" w:hAnsi="TH SarabunPSK" w:cs="TH SarabunPSK" w:eastAsia="TH SarabunPSK"/>
+          <w:cs/>
+        </w:rPr>
+        <w:t>ชื่อทุน</w:t>
+      </w:r>
+      <w:r>
+        <w:rPr>
+          <w:rFonts w:ascii="TH SarabunPSK" w:hAnsi="TH SarabunPSK"/>
+        </w:rPr>
+        <w:t xml:space="preserve"> {fund}</w:t>
+      </w:r>
+    </w:p>
+    <w:p>
+      <w:pPr>
+        <w:spacing w:line="216" w:lineRule="auto"/>
+        <w:jc w:val="both"/>
+        <w:rPr>
+          <w:rFonts w:ascii="TH SarabunPSK" w:hAnsi="TH SarabunPSK"/>
           <w:b/>
           <w:bCs/>
-          <w:sz w:val="32"/>
-          <w:szCs w:val="32"/>
-          <w:cs/>
-        </w:rPr>
-        <w:t>ถึงวันที่</w:t>
-      </w:r>
-      <w:r>
-        <w:rPr>
-          <w:rFonts w:ascii="TH SarabunPSK" w:hAnsi="TH SarabunPSK" w:cs="TH SarabunPSK" w:eastAsia="TH SarabunPSK"/>
+        </w:rPr>
+      </w:pPr>
+    </w:p>
+    <w:p>
+      <w:pPr>
+        <w:spacing w:line="216" w:lineRule="auto"/>
+        <w:jc w:val="both"/>
+        <w:rPr>
+          <w:rFonts w:ascii="TH SarabunPSK" w:hAnsi="TH SarabunPSK"/>
           <w:b/>
           <w:bCs/>
-          <w:sz w:val="32"/>
-          <w:szCs w:val="32"/>
-          <w:cs/>
-        </w:rPr>
-        <w:t xml:space="preserve"> </w:t>
-      </w:r>
-      <w:r>
-        <w:rPr>
-          <w:rFonts w:ascii="TH SarabunPSK" w:hAnsi="TH SarabunPSK" w:cs="TH SarabunPSK" w:eastAsia="TH SarabunPSK"/>
-          <w:sz w:val="32"/>
-          <w:szCs w:val="32"/>
-          <w:cs/>
-        </w:rPr>
-        <w:t xml:space="preserve">{dateTo} </w:t>
-      </w:r>
-    </w:p>
-    <w:p>
-      <w:pPr>
-        <w:spacing w:line="216" w:lineRule="auto"/>
-        <w:ind w:firstLine="420"/>
-        <w:rPr>
-          <w:rFonts w:ascii="TH SarabunPSK" w:hAnsi="TH SarabunPSK" w:cs="TH SarabunPSK" w:eastAsia="TH SarabunPSK"/>
-          <w:sz w:val="32"/>
-          <w:szCs w:val="32"/>
-        </w:rPr>
-      </w:pPr>
-      <w:r>
-        <w:rPr>
-          <w:rFonts w:ascii="TH SarabunPSK" w:hAnsi="TH SarabunPSK" w:cs="TH SarabunPSK" w:eastAsia="TH SarabunPSK"/>
+        </w:rPr>
+      </w:pPr>
+      <w:r>
+        <w:rPr>
+          <w:rFonts w:ascii="TH SarabunPSK" w:hAnsi="TH SarabunPSK"/>
           <w:b/>
           <w:bCs/>
-          <w:sz w:val="32"/>
-          <w:szCs w:val="32"/>
-          <w:cs/>
-        </w:rPr>
-        <w:t>ชื่อทุน</w:t>
-      </w:r>
-      <w:r>
-        <w:rPr>
-          <w:rFonts w:ascii="TH SarabunPSK" w:hAnsi="TH SarabunPSK" w:cs="TH SarabunPSK" w:eastAsia="TH SarabunPSK"/>
-          <w:sz w:val="32"/>
-          <w:szCs w:val="32"/>
-        </w:rPr>
-        <w:t xml:space="preserve"> {fund}</w:t>
-      </w:r>
-    </w:p>
-    <w:p>
-      <w:pPr>
-        <w:spacing w:line="216" w:lineRule="auto"/>
-        <w:jc w:val="both"/>
-        <w:rPr>
-          <w:rFonts w:ascii="TH SarabunPSK" w:hAnsi="TH SarabunPSK" w:cs="TH SarabunPSK" w:eastAsia="TH SarabunPSK"/>
-          <w:b/>
-          <w:bCs/>
-          <w:sz w:val="32"/>
-          <w:szCs w:val="32"/>
-        </w:rPr>
-      </w:pPr>
-    </w:p>
-    <w:p>
-      <w:pPr>
-        <w:spacing w:line="216" w:lineRule="auto"/>
-        <w:jc w:val="both"/>
-        <w:rPr>
-          <w:rFonts w:ascii="TH SarabunPSK" w:hAnsi="TH SarabunPSK" w:cs="TH SarabunPSK" w:eastAsia="TH SarabunPSK"/>
-          <w:b/>
-          <w:bCs/>
-          <w:sz w:val="32"/>
-          <w:szCs w:val="32"/>
-        </w:rPr>
-      </w:pPr>
-      <w:r>
-        <w:rPr>
-          <w:rFonts w:ascii="TH SarabunPSK" w:hAnsi="TH SarabunPSK" w:cs="TH SarabunPSK" w:eastAsia="TH SarabunPSK"/>
-          <w:b/>
-          <w:bCs/>
-          <w:sz w:val="32"/>
-          <w:szCs w:val="32"/>
-          <w:cs/>
-        </w:rPr>
-        <w:t>ได้แนบเอกสารประกอบการพิจารณา</w:t>
-      </w:r>
-      <w:r>
-        <w:rPr>
-          <w:rFonts w:ascii="TH SarabunPSK" w:hAnsi="TH SarabunPSK" w:cs="TH SarabunPSK" w:eastAsia="TH SarabunPSK"/>
-          <w:b/>
-          <w:bCs/>
-          <w:sz w:val="32"/>
-          <w:szCs w:val="32"/>
-          <w:cs/>
-        </w:rPr>
-        <w:t xml:space="preserve"> </w:t>
-      </w:r>
-      <w:r>
-        <w:rPr>
-          <w:rFonts w:ascii="TH SarabunPSK" w:hAnsi="TH SarabunPSK" w:cs="TH SarabunPSK" w:eastAsia="TH SarabunPSK"/>
-          <w:b/>
-          <w:bCs/>
-          <w:sz w:val="32"/>
-          <w:szCs w:val="32"/>
-          <w:cs/>
-        </w:rPr>
-        <w:t>ดังนี้</w:t>
+          <w:cs/>
+        </w:rPr>
+        <w:t>ได้แนบเอกสารประกอบการพิจารณา ดังนี้</w:t>
       </w:r>
     </w:p>
     <w:p>
@@ -1283,35 +1142,35 @@
         <w:spacing w:line="216" w:lineRule="auto"/>
         <w:ind w:left="420"/>
         <w:rPr>
-          <w:rFonts w:ascii="TH SarabunPSK" w:hAnsi="TH SarabunPSK" w:cs="TH SarabunPSK" w:eastAsia="TH SarabunPSK"/>
-          <w:sz w:val="32"/>
-          <w:szCs w:val="32"/>
-          <w:cs/>
-        </w:rPr>
-      </w:pPr>
-      <w:r>
-        <w:rPr>
-          <w:rFonts w:ascii="Wingdings" w:hAnsi="Wingdings" w:cs="Wingdings" w:eastAsia="Wingdings"/>
-          <w:sz w:val="32"/>
-          <w:szCs w:val="32"/>
-        </w:rPr>
-        <w:t xml:space="preserve">{#a_cert}</w:t>
-      </w:r>
-      <w:r xmlns:a="http://schemas.openxmlformats.org/drawingml/2006/main" xmlns:pic="http://schemas.openxmlformats.org/drawingml/2006/picture">
+          <w:rFonts w:ascii="TH SarabunPSK" w:hAnsi="TH SarabunPSK"/>
+          <w:cs/>
+        </w:rPr>
+      </w:pPr>
+      <w:r>
+        <w:rPr>
+          <w:rFonts w:ascii="Wingdings" w:eastAsia="Wingdings" w:hAnsi="Wingdings" w:cs="Wingdings"/>
+        </w:rPr>
+        <w:t>{#a_cert}</w:t>
+      </w:r>
+      <w:r>
+        <w:rPr>
+          <w:noProof/>
+        </w:rPr>
         <w:drawing>
-          <wp:inline distT="0" distB="0" distL="0" distR="0">
+          <wp:inline distT="0" distB="0" distL="0" distR="0" wp14:anchorId="3FB5DDA7" wp14:editId="3F0533D9">
             <wp:extent cx="193516" cy="153716"/>
+            <wp:effectExtent l="0" t="0" r="0" b="0"/>
             <wp:docPr id="9004" name="chk_a_cert"/>
             <wp:cNvGraphicFramePr/>
-            <a:graphic>
+            <a:graphic xmlns:a="http://schemas.openxmlformats.org/drawingml/2006/main">
               <a:graphicData uri="http://schemas.openxmlformats.org/drawingml/2006/picture">
-                <pic:pic>
+                <pic:pic xmlns:pic="http://schemas.openxmlformats.org/drawingml/2006/picture">
                   <pic:nvPicPr>
                     <pic:cNvPr id="0" name="chk.png"/>
                     <pic:cNvPicPr/>
                   </pic:nvPicPr>
                   <pic:blipFill>
-                    <a:blip r:embed="rIdChk"/>
+                    <a:blip r:embed="rId9"/>
                     <a:stretch>
                       <a:fillRect/>
                     </a:stretch>
@@ -1333,105 +1192,63 @@
       </w:r>
       <w:r>
         <w:rPr>
-          <w:rFonts w:ascii="Wingdings" w:hAnsi="Wingdings" w:cs="Wingdings" w:eastAsia="Wingdings"/>
-          <w:sz w:val="32"/>
-          <w:szCs w:val="32"/>
-        </w:rPr>
-        <w:t xml:space="preserve">{/a_cert}{^a_cert}</w:t>
-      </w:r>
-      <w:r>
-        <w:rPr>
-          <w:rFonts w:ascii="Wingdings" w:hAnsi="Wingdings" w:cs="Wingdings" w:eastAsia="Wingdings"/>
-          <w:sz w:val="32"/>
-          <w:szCs w:val="32"/>
-        </w:rPr>
-        <w:t xml:space="preserve">¦</w:t>
-      </w:r>
-      <w:r>
-        <w:rPr>
-          <w:rFonts w:ascii="Wingdings" w:hAnsi="Wingdings" w:cs="Wingdings" w:eastAsia="Wingdings"/>
-          <w:sz w:val="32"/>
-          <w:szCs w:val="32"/>
-        </w:rPr>
-        <w:t xml:space="preserve">{/a_cert}</w:t>
-      </w:r>
-      <w:r>
-        <w:rPr>
-          <w:rFonts w:ascii="TH SarabunPSK" w:hAnsi="TH SarabunPSK" w:cs="TH SarabunPSK" w:eastAsia="TH SarabunPSK"/>
-          <w:sz w:val="32"/>
-          <w:szCs w:val="32"/>
-          <w:cs/>
-        </w:rPr>
-        <w:t xml:space="preserve"> </w:t>
-      </w:r>
-      <w:r>
-        <w:rPr>
-          <w:rFonts w:ascii="TH SarabunPSK" w:hAnsi="TH SarabunPSK" w:cs="TH SarabunPSK" w:eastAsia="TH SarabunPSK"/>
-          <w:sz w:val="32"/>
-          <w:szCs w:val="32"/>
-          <w:cs/>
-        </w:rPr>
-        <w:t xml:space="preserve"> </w:t>
-      </w:r>
-      <w:r>
-        <w:rPr>
-          <w:rFonts w:ascii="TH SarabunPSK" w:hAnsi="TH SarabunPSK" w:cs="TH SarabunPSK" w:eastAsia="TH SarabunPSK"/>
-          <w:sz w:val="32"/>
-          <w:szCs w:val="32"/>
-          <w:cs/>
-        </w:rPr>
-        <w:t>คำ</w:t>
-      </w:r>
-      <w:r>
-        <w:rPr>
-          <w:rFonts w:ascii="TH SarabunPSK" w:hAnsi="TH SarabunPSK" w:cs="TH SarabunPSK" w:eastAsia="TH SarabunPSK"/>
+          <w:rFonts w:ascii="Wingdings" w:eastAsia="Wingdings" w:hAnsi="Wingdings" w:cs="Wingdings"/>
+        </w:rPr>
+        <w:t>{/a_cert}{^a_cert}¦{/a_cert}</w:t>
+      </w:r>
+      <w:r>
+        <w:rPr>
+          <w:rFonts w:ascii="TH SarabunPSK" w:hAnsi="TH SarabunPSK"/>
+          <w:cs/>
+        </w:rPr>
+        <w:t xml:space="preserve">  คำ</w:t>
+      </w:r>
+      <w:r>
+        <w:rPr>
+          <w:rFonts w:ascii="TH SarabunPSK" w:hAnsi="TH SarabunPSK"/>
           <w:spacing w:val="-2"/>
-          <w:sz w:val="32"/>
-          <w:szCs w:val="32"/>
           <w:cs/>
         </w:rPr>
         <w:t>รับรองของผู้บังคับบัญชา</w:t>
       </w:r>
       <w:r>
         <w:rPr>
-          <w:rFonts w:ascii="TH SarabunPSK" w:hAnsi="TH SarabunPSK" w:cs="TH SarabunPSK" w:eastAsia="TH SarabunPSK"/>
-          <w:sz w:val="32"/>
-          <w:szCs w:val="32"/>
+          <w:rFonts w:ascii="TH SarabunPSK" w:hAnsi="TH SarabunPSK"/>
           <w:cs/>
         </w:rPr>
         <w:t xml:space="preserve">  </w:t>
       </w:r>
       <w:r>
         <w:rPr>
-          <w:rFonts w:ascii="TH SarabunPSK" w:hAnsi="TH SarabunPSK" w:cs="TH SarabunPSK" w:eastAsia="TH SarabunPSK"/>
-          <w:sz w:val="32"/>
-          <w:szCs w:val="32"/>
+          <w:rFonts w:ascii="TH SarabunPSK" w:hAnsi="TH SarabunPSK"/>
         </w:rPr>
         <w:t xml:space="preserve">  </w:t>
       </w:r>
       <w:r>
         <w:rPr>
-          <w:rFonts w:ascii="Wingdings" w:hAnsi="Wingdings" w:cs="Wingdings" w:eastAsia="Wingdings"/>
-          <w:sz w:val="32"/>
-          <w:szCs w:val="32"/>
-        </w:rPr>
-        <w:t xml:space="preserve">{#a_invite}</w:t>
-      </w:r>
-      <w:r xmlns:a="http://schemas.openxmlformats.org/drawingml/2006/main" xmlns:pic="http://schemas.openxmlformats.org/drawingml/2006/picture">
+          <w:rFonts w:ascii="Wingdings" w:eastAsia="Wingdings" w:hAnsi="Wingdings" w:cs="Wingdings"/>
+        </w:rPr>
+        <w:t>{#a_invite}</w:t>
+      </w:r>
+      <w:r>
+        <w:rPr>
+          <w:noProof/>
+        </w:rPr>
         <w:drawing>
-          <wp:inline distT="0" distB="0" distL="0" distR="0">
+          <wp:inline distT="0" distB="0" distL="0" distR="0" wp14:anchorId="45A2E00D" wp14:editId="147A32DC">
             <wp:extent cx="193516" cy="153716"/>
+            <wp:effectExtent l="0" t="0" r="0" b="0"/>
             <wp:docPr id="9005" name="chk_a_invite"/>
             <wp:cNvGraphicFramePr/>
-            <a:graphic>
+            <a:graphic xmlns:a="http://schemas.openxmlformats.org/drawingml/2006/main">
               <a:graphicData uri="http://schemas.openxmlformats.org/drawingml/2006/picture">
-                <pic:pic>
+                <pic:pic xmlns:pic="http://schemas.openxmlformats.org/drawingml/2006/picture">
                   <pic:nvPicPr>
                     <pic:cNvPr id="0" name="chk.png"/>
                     <pic:cNvPicPr/>
                   </pic:nvPicPr>
                   <pic:blipFill>
-                    <a:blip r:embed="rIdChk"/>
+                    <a:blip r:embed="rId9"/>
                     <a:stretch>
                       <a:fillRect/>
                     </a:stretch>
@@ -1453,96 +1270,73 @@
       </w:r>
       <w:r>
         <w:rPr>
-          <w:rFonts w:ascii="Wingdings" w:hAnsi="Wingdings" w:cs="Wingdings" w:eastAsia="Wingdings"/>
-          <w:sz w:val="32"/>
-          <w:szCs w:val="32"/>
-        </w:rPr>
-        <w:t xml:space="preserve">{/a_invite}{^a_invite}</w:t>
-      </w:r>
-      <w:r>
-        <w:rPr>
-          <w:rFonts w:ascii="Wingdings" w:hAnsi="Wingdings" w:cs="Wingdings" w:eastAsia="Wingdings"/>
-          <w:sz w:val="32"/>
-          <w:szCs w:val="32"/>
-        </w:rPr>
-        <w:t xml:space="preserve">¦</w:t>
-      </w:r>
-      <w:r>
-        <w:rPr>
-          <w:rFonts w:ascii="Wingdings" w:hAnsi="Wingdings" w:cs="Wingdings" w:eastAsia="Wingdings"/>
-          <w:sz w:val="32"/>
-          <w:szCs w:val="32"/>
-        </w:rPr>
-        <w:t xml:space="preserve">{/a_invite}</w:t>
-      </w:r>
-      <w:r>
-        <w:rPr>
-          <w:rFonts w:ascii="TH SarabunPSK" w:hAnsi="TH SarabunPSK" w:cs="TH SarabunPSK" w:eastAsia="TH SarabunPSK"/>
-          <w:sz w:val="32"/>
-          <w:szCs w:val="32"/>
-          <w:cs/>
+          <w:rFonts w:ascii="Wingdings" w:eastAsia="Wingdings" w:hAnsi="Wingdings" w:cs="Wingdings"/>
+        </w:rPr>
+        <w:t>{/a_invite}{^a_invite}¦{/a_invite}</w:t>
+      </w:r>
+      <w:r>
+        <w:rPr>
+          <w:rFonts w:ascii="TH SarabunPSK" w:hAnsi="TH SarabunPSK"/>
+          <w:cs/>
+        </w:rPr>
+        <w:t xml:space="preserve"> หนังสือเชิญ</w:t>
+      </w:r>
+      <w:r>
+        <w:rPr>
+          <w:rFonts w:ascii="TH SarabunPSK" w:hAnsi="TH SarabunPSK"/>
         </w:rPr>
         <w:t xml:space="preserve"> </w:t>
       </w:r>
       <w:r>
         <w:rPr>
-          <w:rFonts w:ascii="TH SarabunPSK" w:hAnsi="TH SarabunPSK" w:cs="TH SarabunPSK" w:eastAsia="TH SarabunPSK"/>
-          <w:sz w:val="32"/>
-          <w:szCs w:val="32"/>
-          <w:cs/>
-        </w:rPr>
-        <w:t>หนังสือเชิญ</w:t>
-      </w:r>
-      <w:r>
-        <w:rPr>
-          <w:rFonts w:ascii="TH SarabunPSK" w:hAnsi="TH SarabunPSK" w:cs="TH SarabunPSK" w:eastAsia="TH SarabunPSK"/>
-          <w:sz w:val="32"/>
-          <w:szCs w:val="32"/>
+          <w:rFonts w:ascii="TH SarabunPSK" w:hAnsi="TH SarabunPSK"/>
+          <w:cs/>
         </w:rPr>
         <w:t xml:space="preserve"> </w:t>
       </w:r>
       <w:r>
         <w:rPr>
-          <w:rFonts w:ascii="TH SarabunPSK" w:hAnsi="TH SarabunPSK" w:cs="TH SarabunPSK" w:eastAsia="TH SarabunPSK"/>
-          <w:sz w:val="32"/>
-          <w:szCs w:val="32"/>
-          <w:cs/>
-        </w:rPr>
-        <w:t xml:space="preserve"> </w:t>
-      </w:r>
-      <w:r>
-        <w:rPr>
-          <w:rFonts w:ascii="TH SarabunPSK" w:hAnsi="TH SarabunPSK" w:cs="TH SarabunPSK" w:eastAsia="TH SarabunPSK"/>
-          <w:sz w:val="32"/>
-          <w:szCs w:val="32"/>
+          <w:rFonts w:ascii="TH SarabunPSK" w:hAnsi="TH SarabunPSK"/>
         </w:rPr>
         <w:tab/>
+      </w:r>
+      <w:r>
+        <w:rPr>
+          <w:rFonts w:ascii="TH SarabunPSK" w:hAnsi="TH SarabunPSK"/>
+        </w:rPr>
         <w:tab/>
+      </w:r>
+      <w:r>
+        <w:rPr>
+          <w:rFonts w:ascii="TH SarabunPSK" w:hAnsi="TH SarabunPSK"/>
+        </w:rPr>
         <w:tab/>
       </w:r>
       <w:r>
         <w:rPr>
-          <w:rFonts w:ascii="Wingdings" w:hAnsi="Wingdings" w:cs="Wingdings" w:eastAsia="Wingdings"/>
-          <w:sz w:val="32"/>
-          <w:szCs w:val="32"/>
-        </w:rPr>
-        <w:t xml:space="preserve">{#a_accept}</w:t>
-      </w:r>
-      <w:r xmlns:a="http://schemas.openxmlformats.org/drawingml/2006/main" xmlns:pic="http://schemas.openxmlformats.org/drawingml/2006/picture">
+          <w:rFonts w:ascii="Wingdings" w:eastAsia="Wingdings" w:hAnsi="Wingdings" w:cs="Wingdings"/>
+        </w:rPr>
+        <w:t>{#a_accept}</w:t>
+      </w:r>
+      <w:r>
+        <w:rPr>
+          <w:noProof/>
+        </w:rPr>
         <w:drawing>
-          <wp:inline distT="0" distB="0" distL="0" distR="0">
+          <wp:inline distT="0" distB="0" distL="0" distR="0" wp14:anchorId="2EFDD71F" wp14:editId="5B3298C0">
             <wp:extent cx="193516" cy="153716"/>
+            <wp:effectExtent l="0" t="0" r="0" b="0"/>
             <wp:docPr id="9006" name="chk_a_accept"/>
             <wp:cNvGraphicFramePr/>
-            <a:graphic>
+            <a:graphic xmlns:a="http://schemas.openxmlformats.org/drawingml/2006/main">
               <a:graphicData uri="http://schemas.openxmlformats.org/drawingml/2006/picture">
-                <pic:pic>
+                <pic:pic xmlns:pic="http://schemas.openxmlformats.org/drawingml/2006/picture">
                   <pic:nvPicPr>
                     <pic:cNvPr id="0" name="chk.png"/>
                     <pic:cNvPicPr/>
                   </pic:nvPicPr>
                   <pic:blipFill>
-                    <a:blip r:embed="rIdChk"/>
+                    <a:blip r:embed="rId9"/>
                     <a:stretch>
                       <a:fillRect/>
                     </a:stretch>
@@ -1564,69 +1358,50 @@
       </w:r>
       <w:r>
         <w:rPr>
-          <w:rFonts w:ascii="Wingdings" w:hAnsi="Wingdings" w:cs="Wingdings" w:eastAsia="Wingdings"/>
-          <w:sz w:val="32"/>
-          <w:szCs w:val="32"/>
-        </w:rPr>
-        <w:t xml:space="preserve">{/a_accept}{^a_accept}</w:t>
-      </w:r>
-      <w:r>
-        <w:rPr>
-          <w:rFonts w:ascii="Wingdings" w:hAnsi="Wingdings" w:cs="Wingdings" w:eastAsia="Wingdings"/>
-          <w:sz w:val="32"/>
-          <w:szCs w:val="32"/>
-        </w:rPr>
-        <w:t xml:space="preserve">¦</w:t>
-      </w:r>
-      <w:r>
-        <w:rPr>
-          <w:rFonts w:ascii="Wingdings" w:hAnsi="Wingdings" w:cs="Wingdings" w:eastAsia="Wingdings"/>
-          <w:sz w:val="32"/>
-          <w:szCs w:val="32"/>
-        </w:rPr>
-        <w:t xml:space="preserve">{/a_accept}</w:t>
-      </w:r>
-      <w:r>
-        <w:rPr>
-          <w:rFonts w:ascii="TH SarabunPSK" w:hAnsi="TH SarabunPSK" w:cs="TH SarabunPSK" w:eastAsia="TH SarabunPSK"/>
-          <w:sz w:val="32"/>
-          <w:szCs w:val="32"/>
+          <w:rFonts w:ascii="Wingdings" w:eastAsia="Wingdings" w:hAnsi="Wingdings" w:cs="Wingdings"/>
+        </w:rPr>
+        <w:lastRenderedPageBreak/>
+        <w:t>{/a_accept}{^a_accept}¦{/a_accept}</w:t>
+      </w:r>
+      <w:r>
+        <w:rPr>
+          <w:rFonts w:ascii="TH SarabunPSK" w:hAnsi="TH SarabunPSK"/>
           <w:cs/>
         </w:rPr>
         <w:t xml:space="preserve"> หลักฐานการตอบรับ   </w:t>
       </w:r>
       <w:r>
         <w:rPr>
-          <w:rFonts w:ascii="TH SarabunPSK" w:hAnsi="TH SarabunPSK" w:cs="TH SarabunPSK" w:eastAsia="TH SarabunPSK"/>
-          <w:sz w:val="32"/>
-          <w:szCs w:val="32"/>
+          <w:rFonts w:ascii="TH SarabunPSK" w:hAnsi="TH SarabunPSK"/>
           <w:cs/>
         </w:rPr>
         <w:br/>
       </w:r>
       <w:r>
         <w:rPr>
-          <w:rFonts w:ascii="Wingdings" w:hAnsi="Wingdings" w:cs="Wingdings" w:eastAsia="Wingdings"/>
-          <w:sz w:val="32"/>
-          <w:szCs w:val="32"/>
-        </w:rPr>
-        <w:t xml:space="preserve">{#a_reg}</w:t>
-      </w:r>
-      <w:r xmlns:a="http://schemas.openxmlformats.org/drawingml/2006/main" xmlns:pic="http://schemas.openxmlformats.org/drawingml/2006/picture">
+          <w:rFonts w:ascii="Wingdings" w:eastAsia="Wingdings" w:hAnsi="Wingdings" w:cs="Wingdings"/>
+        </w:rPr>
+        <w:t>{#a_reg}</w:t>
+      </w:r>
+      <w:r>
+        <w:rPr>
+          <w:noProof/>
+        </w:rPr>
         <w:drawing>
-          <wp:inline distT="0" distB="0" distL="0" distR="0">
+          <wp:inline distT="0" distB="0" distL="0" distR="0" wp14:anchorId="3F1AEB72" wp14:editId="06C74B43">
             <wp:extent cx="193516" cy="153716"/>
+            <wp:effectExtent l="0" t="0" r="0" b="0"/>
             <wp:docPr id="9007" name="chk_a_reg"/>
             <wp:cNvGraphicFramePr/>
-            <a:graphic>
+            <a:graphic xmlns:a="http://schemas.openxmlformats.org/drawingml/2006/main">
               <a:graphicData uri="http://schemas.openxmlformats.org/drawingml/2006/picture">
-                <pic:pic>
+                <pic:pic xmlns:pic="http://schemas.openxmlformats.org/drawingml/2006/picture">
                   <pic:nvPicPr>
                     <pic:cNvPr id="0" name="chk.png"/>
                     <pic:cNvPicPr/>
                   </pic:nvPicPr>
                   <pic:blipFill>
-                    <a:blip r:embed="rIdChk"/>
+                    <a:blip r:embed="rId9"/>
                     <a:stretch>
                       <a:fillRect/>
                     </a:stretch>
@@ -1648,98 +1423,65 @@
       </w:r>
       <w:r>
         <w:rPr>
-          <w:rFonts w:ascii="Wingdings" w:hAnsi="Wingdings" w:cs="Wingdings" w:eastAsia="Wingdings"/>
-          <w:sz w:val="32"/>
-          <w:szCs w:val="32"/>
-        </w:rPr>
-        <w:t xml:space="preserve">{/a_reg}{^a_reg}</w:t>
-      </w:r>
-      <w:r>
-        <w:rPr>
-          <w:rFonts w:ascii="Wingdings" w:hAnsi="Wingdings" w:cs="Wingdings" w:eastAsia="Wingdings"/>
-          <w:sz w:val="32"/>
-          <w:szCs w:val="32"/>
-        </w:rPr>
-        <w:t xml:space="preserve">¦</w:t>
-      </w:r>
-      <w:r>
-        <w:rPr>
-          <w:rFonts w:ascii="Wingdings" w:hAnsi="Wingdings" w:cs="Wingdings" w:eastAsia="Wingdings"/>
-          <w:sz w:val="32"/>
-          <w:szCs w:val="32"/>
-        </w:rPr>
-        <w:t xml:space="preserve">{/a_reg}</w:t>
-      </w:r>
-      <w:r>
-        <w:rPr>
-          <w:rFonts w:ascii="TH SarabunPSK" w:hAnsi="TH SarabunPSK" w:cs="TH SarabunPSK" w:eastAsia="TH SarabunPSK"/>
+          <w:rFonts w:ascii="Wingdings" w:eastAsia="Wingdings" w:hAnsi="Wingdings" w:cs="Wingdings"/>
+        </w:rPr>
+        <w:t>{/a_reg}{^a_reg}¦{/a_reg}</w:t>
+      </w:r>
+      <w:r>
+        <w:rPr>
+          <w:rFonts w:ascii="TH SarabunPSK" w:hAnsi="TH SarabunPSK"/>
           <w:spacing w:val="-2"/>
-          <w:sz w:val="32"/>
-          <w:szCs w:val="32"/>
-          <w:cs/>
-        </w:rPr>
-        <w:t xml:space="preserve"> </w:t>
-      </w:r>
-      <w:r>
-        <w:rPr>
-          <w:rFonts w:ascii="TH SarabunPSK" w:hAnsi="TH SarabunPSK" w:cs="TH SarabunPSK" w:eastAsia="TH SarabunPSK"/>
-          <w:spacing w:val="-2"/>
-          <w:sz w:val="32"/>
-          <w:szCs w:val="32"/>
-          <w:cs/>
-        </w:rPr>
-        <w:t xml:space="preserve"> </w:t>
-      </w:r>
-      <w:r>
-        <w:rPr>
-          <w:rFonts w:ascii="TH SarabunPSK" w:hAnsi="TH SarabunPSK" w:cs="TH SarabunPSK" w:eastAsia="TH SarabunPSK"/>
-          <w:sz w:val="32"/>
-          <w:szCs w:val="32"/>
+          <w:cs/>
+        </w:rPr>
+        <w:t xml:space="preserve">  </w:t>
+      </w:r>
+      <w:r>
+        <w:rPr>
+          <w:rFonts w:ascii="TH SarabunPSK" w:hAnsi="TH SarabunPSK"/>
           <w:cs/>
         </w:rPr>
         <w:t>หลักฐานการลงทะเบียน</w:t>
       </w:r>
       <w:r>
         <w:rPr>
-          <w:rFonts w:ascii="TH SarabunPSK" w:hAnsi="TH SarabunPSK" w:cs="TH SarabunPSK" w:eastAsia="TH SarabunPSK"/>
-          <w:sz w:val="32"/>
-          <w:szCs w:val="32"/>
+          <w:rFonts w:ascii="TH SarabunPSK" w:hAnsi="TH SarabunPSK" w:hint="cs"/>
+          <w:cs/>
+        </w:rPr>
+        <w:t xml:space="preserve">  </w:t>
+      </w:r>
+      <w:r>
+        <w:rPr>
+          <w:rFonts w:ascii="TH SarabunPSK" w:hAnsi="TH SarabunPSK"/>
           <w:cs/>
         </w:rPr>
         <w:tab/>
-      </w:r>
-      <w:r>
-        <w:rPr>
-          <w:rFonts w:ascii="TH SarabunPSK" w:hAnsi="TH SarabunPSK" w:cs="TH SarabunPSK" w:eastAsia="TH SarabunPSK"/>
-          <w:sz w:val="32"/>
-          <w:szCs w:val="32"/>
-          <w:cs/>
-        </w:rPr>
         <w:t xml:space="preserve">       </w:t>
       </w:r>
       <w:r>
         <w:rPr>
-          <w:rFonts w:ascii="Wingdings" w:hAnsi="Wingdings" w:cs="Wingdings" w:eastAsia="Wingdings"/>
-          <w:sz w:val="32"/>
-          <w:szCs w:val="32"/>
-        </w:rPr>
-        <w:t xml:space="preserve">{#a_fund}</w:t>
-      </w:r>
-      <w:r xmlns:a="http://schemas.openxmlformats.org/drawingml/2006/main" xmlns:pic="http://schemas.openxmlformats.org/drawingml/2006/picture">
+          <w:rFonts w:ascii="Wingdings" w:eastAsia="Wingdings" w:hAnsi="Wingdings" w:cs="Wingdings"/>
+        </w:rPr>
+        <w:t>{#a_fund}</w:t>
+      </w:r>
+      <w:r>
+        <w:rPr>
+          <w:noProof/>
+        </w:rPr>
         <w:drawing>
-          <wp:inline distT="0" distB="0" distL="0" distR="0">
+          <wp:inline distT="0" distB="0" distL="0" distR="0" wp14:anchorId="269EEA76" wp14:editId="39956F48">
             <wp:extent cx="193516" cy="153716"/>
+            <wp:effectExtent l="0" t="0" r="0" b="0"/>
             <wp:docPr id="9008" name="chk_a_fund"/>
             <wp:cNvGraphicFramePr/>
-            <a:graphic>
+            <a:graphic xmlns:a="http://schemas.openxmlformats.org/drawingml/2006/main">
               <a:graphicData uri="http://schemas.openxmlformats.org/drawingml/2006/picture">
-                <pic:pic>
+                <pic:pic xmlns:pic="http://schemas.openxmlformats.org/drawingml/2006/picture">
                   <pic:nvPicPr>
                     <pic:cNvPr id="0" name="chk.png"/>
                     <pic:cNvPicPr/>
                   </pic:nvPicPr>
                   <pic:blipFill>
-                    <a:blip r:embed="rIdChk"/>
+                    <a:blip r:embed="rId9"/>
                     <a:stretch>
                       <a:fillRect/>
                     </a:stretch>
@@ -1761,78 +1503,54 @@
       </w:r>
       <w:r>
         <w:rPr>
-          <w:rFonts w:ascii="Wingdings" w:hAnsi="Wingdings" w:cs="Wingdings" w:eastAsia="Wingdings"/>
-          <w:sz w:val="32"/>
-          <w:szCs w:val="32"/>
-        </w:rPr>
-        <w:t xml:space="preserve">{/a_fund}{^a_fund}</w:t>
-      </w:r>
-      <w:r>
-        <w:rPr>
-          <w:rFonts w:ascii="Wingdings" w:hAnsi="Wingdings" w:cs="Wingdings" w:eastAsia="Wingdings"/>
-          <w:sz w:val="32"/>
-          <w:szCs w:val="32"/>
-        </w:rPr>
-        <w:t xml:space="preserve">¦</w:t>
-      </w:r>
-      <w:r>
-        <w:rPr>
-          <w:rFonts w:ascii="Wingdings" w:hAnsi="Wingdings" w:cs="Wingdings" w:eastAsia="Wingdings"/>
-          <w:sz w:val="32"/>
-          <w:szCs w:val="32"/>
-        </w:rPr>
-        <w:t xml:space="preserve">{/a_fund}</w:t>
-      </w:r>
-      <w:r>
-        <w:rPr>
-          <w:rFonts w:ascii="TH SarabunPSK" w:hAnsi="TH SarabunPSK" w:cs="TH SarabunPSK" w:eastAsia="TH SarabunPSK"/>
-          <w:sz w:val="32"/>
-          <w:szCs w:val="32"/>
-          <w:cs/>
-        </w:rPr>
-        <w:t xml:space="preserve">  </w:t>
-      </w:r>
-      <w:r>
-        <w:rPr>
-          <w:rFonts w:ascii="TH SarabunPSK" w:hAnsi="TH SarabunPSK" w:cs="TH SarabunPSK" w:eastAsia="TH SarabunPSK"/>
-          <w:sz w:val="32"/>
-          <w:szCs w:val="32"/>
-          <w:cs/>
-        </w:rPr>
-        <w:t>หลักฐานการได้รับทุน</w:t>
-      </w:r>
-      <w:r>
-        <w:rPr>
-          <w:rFonts w:ascii="TH SarabunPSK" w:hAnsi="TH SarabunPSK" w:cs="TH SarabunPSK" w:eastAsia="TH SarabunPSK"/>
-          <w:sz w:val="32"/>
-          <w:szCs w:val="32"/>
+          <w:rFonts w:ascii="Wingdings" w:eastAsia="Wingdings" w:hAnsi="Wingdings" w:cs="Wingdings"/>
+        </w:rPr>
+        <w:t>{/a_fund}{^a_fund}¦{/a_fund}</w:t>
+      </w:r>
+      <w:r>
+        <w:rPr>
+          <w:rFonts w:ascii="TH SarabunPSK" w:hAnsi="TH SarabunPSK"/>
+          <w:cs/>
+        </w:rPr>
+        <w:t xml:space="preserve">  หลักฐานการได้รับทุน</w:t>
+      </w:r>
+      <w:r>
+        <w:rPr>
+          <w:rFonts w:ascii="TH SarabunPSK" w:hAnsi="TH SarabunPSK"/>
         </w:rPr>
         <w:tab/>
+      </w:r>
+      <w:r>
+        <w:rPr>
+          <w:rFonts w:ascii="TH SarabunPSK" w:hAnsi="TH SarabunPSK"/>
+        </w:rPr>
         <w:tab/>
       </w:r>
       <w:r>
         <w:rPr>
-          <w:rFonts w:ascii="Wingdings" w:hAnsi="Wingdings" w:cs="Wingdings" w:eastAsia="Wingdings"/>
-          <w:sz w:val="32"/>
-          <w:szCs w:val="32"/>
-        </w:rPr>
-        <w:t xml:space="preserve">{#a_sched}</w:t>
-      </w:r>
-      <w:r xmlns:a="http://schemas.openxmlformats.org/drawingml/2006/main" xmlns:pic="http://schemas.openxmlformats.org/drawingml/2006/picture">
+          <w:rFonts w:ascii="Wingdings" w:eastAsia="Wingdings" w:hAnsi="Wingdings" w:cs="Wingdings"/>
+        </w:rPr>
+        <w:t>{#a_sched}</w:t>
+      </w:r>
+      <w:r>
+        <w:rPr>
+          <w:noProof/>
+        </w:rPr>
         <w:drawing>
-          <wp:inline distT="0" distB="0" distL="0" distR="0">
+          <wp:inline distT="0" distB="0" distL="0" distR="0" wp14:anchorId="34DB02C3" wp14:editId="5105B201">
             <wp:extent cx="193516" cy="153716"/>
+            <wp:effectExtent l="0" t="0" r="0" b="0"/>
             <wp:docPr id="9009" name="chk_a_sched"/>
             <wp:cNvGraphicFramePr/>
-            <a:graphic>
+            <a:graphic xmlns:a="http://schemas.openxmlformats.org/drawingml/2006/main">
               <a:graphicData uri="http://schemas.openxmlformats.org/drawingml/2006/picture">
-                <pic:pic>
+                <pic:pic xmlns:pic="http://schemas.openxmlformats.org/drawingml/2006/picture">
                   <pic:nvPicPr>
                     <pic:cNvPr id="0" name="chk.png"/>
                     <pic:cNvPicPr/>
                   </pic:nvPicPr>
                   <pic:blipFill>
-                    <a:blip r:embed="rIdChk"/>
+                    <a:blip r:embed="rId9"/>
                     <a:stretch>
                       <a:fillRect/>
                     </a:stretch>
@@ -1854,42 +1572,20 @@
       </w:r>
       <w:r>
         <w:rPr>
-          <w:rFonts w:ascii="Wingdings" w:hAnsi="Wingdings" w:cs="Wingdings" w:eastAsia="Wingdings"/>
-          <w:sz w:val="32"/>
-          <w:szCs w:val="32"/>
-        </w:rPr>
-        <w:t xml:space="preserve">{/a_sched}{^a_sched}</w:t>
-      </w:r>
-      <w:r>
-        <w:rPr>
-          <w:rFonts w:ascii="Wingdings" w:hAnsi="Wingdings" w:cs="Wingdings" w:eastAsia="Wingdings"/>
-          <w:sz w:val="32"/>
-          <w:szCs w:val="32"/>
-        </w:rPr>
-        <w:t xml:space="preserve">¦</w:t>
-      </w:r>
-      <w:r>
-        <w:rPr>
-          <w:rFonts w:ascii="Wingdings" w:hAnsi="Wingdings" w:cs="Wingdings" w:eastAsia="Wingdings"/>
-          <w:sz w:val="32"/>
-          <w:szCs w:val="32"/>
-        </w:rPr>
-        <w:t xml:space="preserve">{/a_sched}</w:t>
-      </w:r>
-      <w:r>
-        <w:rPr>
-          <w:rFonts w:ascii="TH SarabunPSK" w:hAnsi="TH SarabunPSK" w:cs="TH SarabunPSK" w:eastAsia="TH SarabunPSK"/>
-          <w:sz w:val="32"/>
-          <w:szCs w:val="32"/>
+          <w:rFonts w:ascii="Wingdings" w:eastAsia="Wingdings" w:hAnsi="Wingdings" w:cs="Wingdings"/>
+        </w:rPr>
+        <w:t>{/a_sched}{^a_sched}¦{/a_sched}</w:t>
+      </w:r>
+      <w:r>
+        <w:rPr>
+          <w:rFonts w:ascii="TH SarabunPSK" w:hAnsi="TH SarabunPSK"/>
           <w:cs/>
         </w:rPr>
         <w:t xml:space="preserve"> ตารางกำหนดการ</w:t>
       </w:r>
       <w:r>
         <w:rPr>
-          <w:rFonts w:ascii="TH SarabunPSK" w:hAnsi="TH SarabunPSK" w:cs="TH SarabunPSK" w:eastAsia="TH SarabunPSK"/>
-          <w:sz w:val="32"/>
-          <w:szCs w:val="32"/>
+          <w:rFonts w:ascii="TH SarabunPSK" w:hAnsi="TH SarabunPSK"/>
         </w:rPr>
         <w:t xml:space="preserve"> </w:t>
       </w:r>
@@ -1899,42 +1595,40 @@
         <w:spacing w:line="216" w:lineRule="auto"/>
         <w:jc w:val="both"/>
         <w:rPr>
-          <w:rFonts w:ascii="TH SarabunPSK" w:hAnsi="TH SarabunPSK" w:cs="TH SarabunPSK" w:eastAsia="TH SarabunPSK"/>
-          <w:sz w:val="32"/>
-          <w:szCs w:val="32"/>
-        </w:rPr>
-      </w:pPr>
-      <w:r>
-        <w:rPr>
-          <w:rFonts w:ascii="TH SarabunPSK" w:hAnsi="TH SarabunPSK" w:cs="TH SarabunPSK" w:eastAsia="TH SarabunPSK"/>
-          <w:sz w:val="32"/>
-          <w:szCs w:val="32"/>
+          <w:rFonts w:ascii="TH SarabunPSK" w:hAnsi="TH SarabunPSK"/>
+        </w:rPr>
+      </w:pPr>
+      <w:r>
+        <w:rPr>
+          <w:rFonts w:ascii="TH SarabunPSK" w:hAnsi="TH SarabunPSK"/>
         </w:rPr>
         <w:t xml:space="preserve">      </w:t>
       </w:r>
       <w:r>
         <w:rPr>
-          <w:rFonts w:ascii="Wingdings" w:hAnsi="Wingdings" w:cs="Wingdings" w:eastAsia="Wingdings"/>
-          <w:sz w:val="32"/>
-          <w:szCs w:val="32"/>
-        </w:rPr>
-        <w:t xml:space="preserve">{#a_other}</w:t>
-      </w:r>
-      <w:r xmlns:a="http://schemas.openxmlformats.org/drawingml/2006/main" xmlns:pic="http://schemas.openxmlformats.org/drawingml/2006/picture">
+          <w:rFonts w:ascii="Wingdings" w:eastAsia="Wingdings" w:hAnsi="Wingdings" w:cs="Wingdings"/>
+        </w:rPr>
+        <w:t>{#a_other}</w:t>
+      </w:r>
+      <w:r>
+        <w:rPr>
+          <w:noProof/>
+        </w:rPr>
         <w:drawing>
-          <wp:inline distT="0" distB="0" distL="0" distR="0">
+          <wp:inline distT="0" distB="0" distL="0" distR="0" wp14:anchorId="628AAEEC" wp14:editId="7D657669">
             <wp:extent cx="193516" cy="153716"/>
+            <wp:effectExtent l="0" t="0" r="0" b="0"/>
             <wp:docPr id="9010" name="chk_a_other"/>
             <wp:cNvGraphicFramePr/>
-            <a:graphic>
+            <a:graphic xmlns:a="http://schemas.openxmlformats.org/drawingml/2006/main">
               <a:graphicData uri="http://schemas.openxmlformats.org/drawingml/2006/picture">
-                <pic:pic>
+                <pic:pic xmlns:pic="http://schemas.openxmlformats.org/drawingml/2006/picture">
                   <pic:nvPicPr>
                     <pic:cNvPr id="0" name="chk.png"/>
                     <pic:cNvPicPr/>
                   </pic:nvPicPr>
                   <pic:blipFill>
-                    <a:blip r:embed="rIdChk"/>
+                    <a:blip r:embed="rId9"/>
                     <a:stretch>
                       <a:fillRect/>
                     </a:stretch>
@@ -1956,91 +1650,127 @@
       </w:r>
       <w:r>
         <w:rPr>
-          <w:rFonts w:ascii="Wingdings" w:hAnsi="Wingdings" w:cs="Wingdings" w:eastAsia="Wingdings"/>
-          <w:sz w:val="32"/>
-          <w:szCs w:val="32"/>
-        </w:rPr>
-        <w:t xml:space="preserve">{/a_other}{^a_other}</w:t>
-      </w:r>
-      <w:r>
-        <w:rPr>
-          <w:rFonts w:ascii="Wingdings" w:hAnsi="Wingdings" w:cs="Wingdings" w:eastAsia="Wingdings"/>
-          <w:sz w:val="32"/>
-          <w:szCs w:val="32"/>
-        </w:rPr>
-        <w:t xml:space="preserve">¦</w:t>
-      </w:r>
-      <w:r>
-        <w:rPr>
-          <w:rFonts w:ascii="Wingdings" w:hAnsi="Wingdings" w:cs="Wingdings" w:eastAsia="Wingdings"/>
-          <w:sz w:val="32"/>
-          <w:szCs w:val="32"/>
-        </w:rPr>
-        <w:t xml:space="preserve">{/a_other}</w:t>
-      </w:r>
-      <w:r>
-        <w:rPr>
-          <w:rFonts w:ascii="TH SarabunPSK" w:hAnsi="TH SarabunPSK" w:cs="TH SarabunPSK" w:eastAsia="TH SarabunPSK"/>
-          <w:sz w:val="32"/>
-          <w:szCs w:val="32"/>
+          <w:rFonts w:ascii="Wingdings" w:eastAsia="Wingdings" w:hAnsi="Wingdings" w:cs="Wingdings"/>
+        </w:rPr>
+        <w:t>{/a_other}{^a_other}¦{/a_other}</w:t>
+      </w:r>
+      <w:r>
+        <w:rPr>
+          <w:rFonts w:ascii="TH SarabunPSK" w:hAnsi="TH SarabunPSK"/>
         </w:rPr>
         <w:t xml:space="preserve"> </w:t>
       </w:r>
       <w:r>
         <w:rPr>
-          <w:rFonts w:ascii="TH SarabunPSK" w:hAnsi="TH SarabunPSK" w:cs="TH SarabunPSK" w:eastAsia="TH SarabunPSK"/>
-          <w:sz w:val="32"/>
-          <w:szCs w:val="32"/>
-          <w:cs/>
-        </w:rPr>
-        <w:t xml:space="preserve">อื่นๆ </w:t>
-      </w:r>
-      <w:r>
-        <w:rPr>
-          <w:rFonts w:ascii="TH SarabunPSK" w:hAnsi="TH SarabunPSK" w:cs="TH SarabunPSK" w:eastAsia="TH SarabunPSK"/>
-          <w:sz w:val="32"/>
-          <w:szCs w:val="32"/>
-          <w:cs/>
-        </w:rPr>
-        <w:t xml:space="preserve">{^attOther}...............................................................................................{/attOther}{#attOther}{attOther}{/attOther}</w:t>
-      </w:r>
-      <w:r>
-        <w:rPr>
-          <w:rFonts w:ascii="TH SarabunPSK" w:hAnsi="TH SarabunPSK" w:cs="TH SarabunPSK" w:eastAsia="TH SarabunPSK"/>
-          <w:sz w:val="32"/>
-          <w:szCs w:val="32"/>
-          <w:cs/>
-        </w:rPr>
-        <w:t xml:space="preserve"/>
-      </w:r>
-      <w:r>
-        <w:rPr>
-          <w:rFonts w:ascii="TH SarabunPSK" w:hAnsi="TH SarabunPSK" w:cs="TH SarabunPSK" w:eastAsia="TH SarabunPSK"/>
-          <w:sz w:val="32"/>
-          <w:szCs w:val="32"/>
-          <w:cs/>
-        </w:rPr>
-        <w:t xml:space="preserve"/>
+          <w:rFonts w:ascii="TH SarabunPSK" w:hAnsi="TH SarabunPSK"/>
+          <w:cs/>
+        </w:rPr>
+        <w:t>อื่นๆ {^</w:t>
+      </w:r>
+      <w:proofErr w:type="spellStart"/>
+      <w:proofErr w:type="gramStart"/>
+      <w:r>
+        <w:rPr>
+          <w:rFonts w:ascii="TH SarabunPSK" w:hAnsi="TH SarabunPSK"/>
+          <w:cs/>
+        </w:rPr>
+        <w:t>attOther</w:t>
+      </w:r>
+      <w:proofErr w:type="spellEnd"/>
+      <w:r>
+        <w:rPr>
+          <w:rFonts w:ascii="TH SarabunPSK" w:hAnsi="TH SarabunPSK"/>
+          <w:cs/>
+        </w:rPr>
+        <w:t>}...............................................................................................</w:t>
+      </w:r>
+      <w:proofErr w:type="gramEnd"/>
+      <w:r>
+        <w:rPr>
+          <w:rFonts w:ascii="TH SarabunPSK" w:hAnsi="TH SarabunPSK"/>
+          <w:cs/>
+        </w:rPr>
+        <w:t>{/</w:t>
+      </w:r>
+      <w:proofErr w:type="spellStart"/>
+      <w:r>
+        <w:rPr>
+          <w:rFonts w:ascii="TH SarabunPSK" w:hAnsi="TH SarabunPSK"/>
+          <w:cs/>
+        </w:rPr>
+        <w:t>attOther</w:t>
+      </w:r>
+      <w:proofErr w:type="spellEnd"/>
+      <w:r>
+        <w:rPr>
+          <w:rFonts w:ascii="TH SarabunPSK" w:hAnsi="TH SarabunPSK"/>
+          <w:cs/>
+        </w:rPr>
+        <w:t>}{#</w:t>
+      </w:r>
+      <w:proofErr w:type="spellStart"/>
+      <w:r>
+        <w:rPr>
+          <w:rFonts w:ascii="TH SarabunPSK" w:hAnsi="TH SarabunPSK"/>
+          <w:cs/>
+        </w:rPr>
+        <w:t>attOther</w:t>
+      </w:r>
+      <w:proofErr w:type="spellEnd"/>
+      <w:r>
+        <w:rPr>
+          <w:rFonts w:ascii="TH SarabunPSK" w:hAnsi="TH SarabunPSK"/>
+          <w:cs/>
+        </w:rPr>
+        <w:t>}{</w:t>
+      </w:r>
+      <w:proofErr w:type="spellStart"/>
+      <w:r>
+        <w:rPr>
+          <w:rFonts w:ascii="TH SarabunPSK" w:hAnsi="TH SarabunPSK"/>
+          <w:cs/>
+        </w:rPr>
+        <w:t>attOther</w:t>
+      </w:r>
+      <w:proofErr w:type="spellEnd"/>
+      <w:r>
+        <w:rPr>
+          <w:rFonts w:ascii="TH SarabunPSK" w:hAnsi="TH SarabunPSK"/>
+          <w:cs/>
+        </w:rPr>
+        <w:t>}{/</w:t>
+      </w:r>
+      <w:proofErr w:type="spellStart"/>
+      <w:r>
+        <w:rPr>
+          <w:rFonts w:ascii="TH SarabunPSK" w:hAnsi="TH SarabunPSK"/>
+          <w:cs/>
+        </w:rPr>
+        <w:t>attOther</w:t>
+      </w:r>
+      <w:proofErr w:type="spellEnd"/>
+      <w:r>
+        <w:rPr>
+          <w:rFonts w:ascii="TH SarabunPSK" w:hAnsi="TH SarabunPSK"/>
+          <w:cs/>
+        </w:rPr>
+        <w:t>}</w:t>
       </w:r>
     </w:p>
     <w:p>
       <w:pPr>
         <w:spacing w:line="216" w:lineRule="auto"/>
         <w:rPr>
-          <w:rFonts w:ascii="TH SarabunPSK" w:hAnsi="TH SarabunPSK" w:cs="TH SarabunPSK" w:eastAsia="TH SarabunPSK"/>
+          <w:rFonts w:ascii="TH SarabunPSK" w:hAnsi="TH SarabunPSK"/>
           <w:b/>
           <w:bCs/>
-          <w:sz w:val="32"/>
-          <w:szCs w:val="32"/>
-        </w:rPr>
-      </w:pPr>
-      <w:r>
-        <w:rPr>
-          <w:rFonts w:ascii="TH SarabunPSK" w:hAnsi="TH SarabunPSK" w:cs="TH SarabunPSK" w:eastAsia="TH SarabunPSK"/>
+        </w:rPr>
+      </w:pPr>
+      <w:r>
+        <w:rPr>
+          <w:rFonts w:ascii="TH SarabunPSK" w:hAnsi="TH SarabunPSK"/>
           <w:b/>
           <w:bCs/>
-          <w:sz w:val="32"/>
-          <w:szCs w:val="32"/>
           <w:cs/>
         </w:rPr>
         <w:t>ความเห็นต้นสังกัด</w:t>
@@ -2050,43 +1780,41 @@
       <w:pPr>
         <w:spacing w:line="216" w:lineRule="auto"/>
         <w:rPr>
-          <w:rFonts w:ascii="TH SarabunPSK" w:hAnsi="TH SarabunPSK" w:cs="TH SarabunPSK" w:eastAsia="TH SarabunPSK"/>
-          <w:sz w:val="32"/>
-          <w:szCs w:val="32"/>
-        </w:rPr>
-      </w:pPr>
-      <w:r>
-        <w:rPr>
-          <w:rFonts w:ascii="TH SarabunPSK" w:hAnsi="TH SarabunPSK" w:cs="TH SarabunPSK" w:eastAsia="TH SarabunPSK"/>
-          <w:sz w:val="32"/>
-          <w:szCs w:val="32"/>
+          <w:rFonts w:ascii="TH SarabunPSK" w:hAnsi="TH SarabunPSK"/>
+        </w:rPr>
+      </w:pPr>
+      <w:r>
+        <w:rPr>
+          <w:rFonts w:ascii="TH SarabunPSK" w:hAnsi="TH SarabunPSK"/>
           <w:cs/>
         </w:rPr>
         <w:t xml:space="preserve">      </w:t>
       </w:r>
       <w:r>
         <w:rPr>
-          <w:rFonts w:ascii="Wingdings" w:hAnsi="Wingdings" w:cs="Wingdings" w:eastAsia="Wingdings"/>
-          <w:sz w:val="32"/>
-          <w:szCs w:val="32"/>
-        </w:rPr>
-        <w:t xml:space="preserve">{#op_agree}</w:t>
-      </w:r>
-      <w:r xmlns:a="http://schemas.openxmlformats.org/drawingml/2006/main" xmlns:pic="http://schemas.openxmlformats.org/drawingml/2006/picture">
+          <w:rFonts w:ascii="Wingdings" w:eastAsia="Wingdings" w:hAnsi="Wingdings" w:cs="Wingdings"/>
+        </w:rPr>
+        <w:t>{#op_agree}</w:t>
+      </w:r>
+      <w:r>
+        <w:rPr>
+          <w:noProof/>
+        </w:rPr>
         <w:drawing>
-          <wp:inline distT="0" distB="0" distL="0" distR="0">
+          <wp:inline distT="0" distB="0" distL="0" distR="0" wp14:anchorId="387CA2D1" wp14:editId="207EEB64">
             <wp:extent cx="181141" cy="151012"/>
+            <wp:effectExtent l="0" t="0" r="0" b="0"/>
             <wp:docPr id="9103" name="box_op_agree"/>
             <wp:cNvGraphicFramePr/>
-            <a:graphic>
+            <a:graphic xmlns:a="http://schemas.openxmlformats.org/drawingml/2006/main">
               <a:graphicData uri="http://schemas.openxmlformats.org/drawingml/2006/picture">
-                <pic:pic>
+                <pic:pic xmlns:pic="http://schemas.openxmlformats.org/drawingml/2006/picture">
                   <pic:nvPicPr>
                     <pic:cNvPr id="0" name="chkbox.png"/>
                     <pic:cNvPicPr/>
                   </pic:nvPicPr>
                   <pic:blipFill>
-                    <a:blip r:embed="rIdBox"/>
+                    <a:blip r:embed="rId10"/>
                     <a:stretch>
                       <a:fillRect/>
                     </a:stretch>
@@ -2108,86 +1836,57 @@
       </w:r>
       <w:r>
         <w:rPr>
-          <w:rFonts w:ascii="Wingdings" w:hAnsi="Wingdings" w:cs="Wingdings" w:eastAsia="Wingdings"/>
-          <w:sz w:val="32"/>
-          <w:szCs w:val="32"/>
-        </w:rPr>
-        <w:t xml:space="preserve">{/op_agree}{^op_agree}</w:t>
-      </w:r>
-      <w:r>
-        <w:rPr>
-          <w:rFonts w:ascii="Wingdings" w:hAnsi="Wingdings" w:cs="Wingdings" w:eastAsia="Wingdings"/>
-          <w:sz w:val="32"/>
-          <w:szCs w:val="32"/>
-        </w:rPr>
-        <w:t xml:space="preserve">r</w:t>
-      </w:r>
-      <w:r>
-        <w:rPr>
-          <w:rFonts w:ascii="Wingdings" w:hAnsi="Wingdings" w:cs="Wingdings" w:eastAsia="Wingdings"/>
-          <w:sz w:val="32"/>
-          <w:szCs w:val="32"/>
-        </w:rPr>
-        <w:t xml:space="preserve">{/op_agree}</w:t>
-      </w:r>
-      <w:r>
-        <w:rPr>
-          <w:rFonts w:ascii="TH SarabunPSK" w:hAnsi="TH SarabunPSK" w:cs="TH SarabunPSK" w:eastAsia="TH SarabunPSK"/>
-          <w:sz w:val="32"/>
-          <w:szCs w:val="32"/>
-          <w:cs/>
-        </w:rPr>
-        <w:t xml:space="preserve"> เห็นชอบและเสนอ</w:t>
-      </w:r>
-      <w:r>
-        <w:rPr>
-          <w:rFonts w:ascii="TH SarabunPSK" w:hAnsi="TH SarabunPSK" w:cs="TH SarabunPSK" w:eastAsia="TH SarabunPSK"/>
-          <w:sz w:val="32"/>
-          <w:szCs w:val="32"/>
-          <w:cs/>
-        </w:rPr>
-        <w:t>มหาวิทยาลัยฯ พิจารณา</w:t>
-      </w:r>
-      <w:r>
-        <w:rPr>
-          <w:rFonts w:ascii="TH SarabunPSK" w:hAnsi="TH SarabunPSK" w:cs="TH SarabunPSK" w:eastAsia="TH SarabunPSK"/>
-          <w:sz w:val="32"/>
-          <w:szCs w:val="32"/>
-          <w:cs/>
-        </w:rPr>
-        <w:t xml:space="preserve">  </w:t>
-      </w:r>
-      <w:r>
-        <w:rPr>
-          <w:rFonts w:ascii="Wingdings" w:hAnsi="Wingdings" w:cs="Wingdings" w:eastAsia="Wingdings"/>
-          <w:sz w:val="32"/>
-          <w:szCs w:val="32"/>
+          <w:rFonts w:ascii="Wingdings" w:eastAsia="Wingdings" w:hAnsi="Wingdings" w:cs="Wingdings"/>
+        </w:rPr>
+        <w:t>{/op_agree}{^op_agree}r{/op_agree}</w:t>
+      </w:r>
+      <w:r>
+        <w:rPr>
+          <w:rFonts w:ascii="TH SarabunPSK" w:hAnsi="TH SarabunPSK"/>
+          <w:cs/>
+        </w:rPr>
+        <w:t xml:space="preserve"> เห็นชอบและเสนอมหาวิทยาลัยฯ </w:t>
+      </w:r>
+      <w:proofErr w:type="gramStart"/>
+      <w:r>
+        <w:rPr>
+          <w:rFonts w:ascii="TH SarabunPSK" w:hAnsi="TH SarabunPSK"/>
+          <w:cs/>
+        </w:rPr>
+        <w:t xml:space="preserve">พิจารณา  </w:t>
+      </w:r>
+      <w:r>
+        <w:rPr>
+          <w:rFonts w:ascii="Wingdings" w:eastAsia="Wingdings" w:hAnsi="Wingdings" w:cs="Wingdings"/>
         </w:rPr>
         <w:t xml:space="preserve"> </w:t>
       </w:r>
-      <w:r>
-        <w:rPr>
-          <w:rFonts w:ascii="Wingdings" w:hAnsi="Wingdings" w:cs="Wingdings" w:eastAsia="Wingdings"/>
-          <w:sz w:val="32"/>
-          <w:szCs w:val="32"/>
-        </w:rPr>
-        <w:t xml:space="preserve">{#op_other}</w:t>
-      </w:r>
-      <w:r xmlns:a="http://schemas.openxmlformats.org/drawingml/2006/main" xmlns:pic="http://schemas.openxmlformats.org/drawingml/2006/picture">
+      <w:proofErr w:type="gramEnd"/>
+      <w:r>
+        <w:rPr>
+          <w:rFonts w:ascii="Wingdings" w:eastAsia="Wingdings" w:hAnsi="Wingdings" w:cs="Wingdings"/>
+        </w:rPr>
+        <w:t>{#op_other}</w:t>
+      </w:r>
+      <w:r>
+        <w:rPr>
+          <w:noProof/>
+        </w:rPr>
         <w:drawing>
-          <wp:inline distT="0" distB="0" distL="0" distR="0">
+          <wp:inline distT="0" distB="0" distL="0" distR="0" wp14:anchorId="40192F66" wp14:editId="213C2E41">
             <wp:extent cx="181141" cy="151012"/>
+            <wp:effectExtent l="0" t="0" r="0" b="0"/>
             <wp:docPr id="9104" name="box_op_other"/>
             <wp:cNvGraphicFramePr/>
-            <a:graphic>
+            <a:graphic xmlns:a="http://schemas.openxmlformats.org/drawingml/2006/main">
               <a:graphicData uri="http://schemas.openxmlformats.org/drawingml/2006/picture">
-                <pic:pic>
+                <pic:pic xmlns:pic="http://schemas.openxmlformats.org/drawingml/2006/picture">
                   <pic:nvPicPr>
                     <pic:cNvPr id="0" name="chkbox.png"/>
                     <pic:cNvPicPr/>
                   </pic:nvPicPr>
                   <pic:blipFill>
-                    <a:blip r:embed="rIdBox"/>
+                    <a:blip r:embed="rId10"/>
                     <a:stretch>
                       <a:fillRect/>
                     </a:stretch>
@@ -2209,72 +1908,96 @@
       </w:r>
       <w:r>
         <w:rPr>
-          <w:rFonts w:ascii="Wingdings" w:hAnsi="Wingdings" w:cs="Wingdings" w:eastAsia="Wingdings"/>
-          <w:sz w:val="32"/>
-          <w:szCs w:val="32"/>
-        </w:rPr>
-        <w:t xml:space="preserve">{/op_other}{^op_other}</w:t>
-      </w:r>
-      <w:r>
-        <w:rPr>
-          <w:rFonts w:ascii="Wingdings" w:hAnsi="Wingdings" w:cs="Wingdings" w:eastAsia="Wingdings"/>
-          <w:sz w:val="32"/>
-          <w:szCs w:val="32"/>
-        </w:rPr>
-        <w:t xml:space="preserve">r</w:t>
-      </w:r>
-      <w:r>
-        <w:rPr>
-          <w:rFonts w:ascii="Wingdings" w:hAnsi="Wingdings" w:cs="Wingdings" w:eastAsia="Wingdings"/>
-          <w:sz w:val="32"/>
-          <w:szCs w:val="32"/>
-        </w:rPr>
-        <w:t xml:space="preserve">{/op_other}</w:t>
-      </w:r>
-      <w:r>
-        <w:rPr>
-          <w:rFonts w:ascii="TH SarabunPSK" w:hAnsi="TH SarabunPSK" w:cs="TH SarabunPSK" w:eastAsia="TH SarabunPSK"/>
-          <w:sz w:val="32"/>
-          <w:szCs w:val="32"/>
-          <w:cs/>
-        </w:rPr>
-        <w:t xml:space="preserve"> อื่นๆ</w:t>
-      </w:r>
-      <w:r>
-        <w:rPr>
-          <w:rFonts w:ascii="TH SarabunPSK" w:hAnsi="TH SarabunPSK" w:cs="TH SarabunPSK" w:eastAsia="TH SarabunPSK"/>
-          <w:sz w:val="32"/>
-          <w:szCs w:val="32"/>
-          <w:cs/>
-        </w:rPr>
-        <w:t xml:space="preserve"> {^opOther}............................................................{/opOther}{#opOther}{opOther}{/opOther}</w:t>
-      </w:r>
-      <w:r>
-        <w:rPr>
-          <w:rFonts w:ascii="TH SarabunPSK" w:hAnsi="TH SarabunPSK" w:cs="TH SarabunPSK" w:eastAsia="TH SarabunPSK"/>
-          <w:sz w:val="32"/>
-          <w:szCs w:val="32"/>
-          <w:cs/>
-        </w:rPr>
-        <w:t xml:space="preserve"/>
-      </w:r>
-      <w:r>
-        <w:rPr>
-          <w:rFonts w:ascii="TH SarabunPSK" w:hAnsi="TH SarabunPSK" w:cs="TH SarabunPSK" w:eastAsia="TH SarabunPSK"/>
-          <w:sz w:val="32"/>
-          <w:szCs w:val="32"/>
-          <w:cs/>
-        </w:rPr>
-        <w:t xml:space="preserve"/>
-      </w:r>
-      <w:r>
-        <w:rPr>
-          <w:rFonts w:ascii="TH SarabunPSK" w:hAnsi="TH SarabunPSK" w:cs="TH SarabunPSK" w:eastAsia="TH SarabunPSK"/>
-          <w:sz w:val="32"/>
-          <w:szCs w:val="32"/>
-          <w:cs/>
-        </w:rPr>
-        <w:t xml:space="preserve"/>
+          <w:rFonts w:ascii="Wingdings" w:eastAsia="Wingdings" w:hAnsi="Wingdings" w:cs="Wingdings"/>
+        </w:rPr>
+        <w:t>{/op_other}{^op_other}r{/op_other}</w:t>
+      </w:r>
+      <w:r>
+        <w:rPr>
+          <w:rFonts w:ascii="TH SarabunPSK" w:hAnsi="TH SarabunPSK"/>
+          <w:cs/>
+        </w:rPr>
+        <w:t xml:space="preserve"> อื่นๆ {^</w:t>
+      </w:r>
+      <w:proofErr w:type="spellStart"/>
+      <w:r>
+        <w:rPr>
+          <w:rFonts w:ascii="TH SarabunPSK" w:hAnsi="TH SarabunPSK"/>
+          <w:cs/>
+        </w:rPr>
+        <w:t>opOther</w:t>
+      </w:r>
+      <w:proofErr w:type="spellEnd"/>
+      <w:r>
+        <w:rPr>
+          <w:rFonts w:ascii="TH SarabunPSK" w:hAnsi="TH SarabunPSK"/>
+          <w:cs/>
+        </w:rPr>
+        <w:t>}............................................................{/</w:t>
+      </w:r>
+      <w:proofErr w:type="spellStart"/>
+      <w:r>
+        <w:rPr>
+          <w:rFonts w:ascii="TH SarabunPSK" w:hAnsi="TH SarabunPSK"/>
+          <w:cs/>
+        </w:rPr>
+        <w:t>opOther</w:t>
+      </w:r>
+      <w:proofErr w:type="spellEnd"/>
+      <w:r>
+        <w:rPr>
+          <w:rFonts w:ascii="TH SarabunPSK" w:hAnsi="TH SarabunPSK"/>
+          <w:cs/>
+        </w:rPr>
+        <w:t>}{#</w:t>
+      </w:r>
+      <w:proofErr w:type="spellStart"/>
+      <w:r>
+        <w:rPr>
+          <w:rFonts w:ascii="TH SarabunPSK" w:hAnsi="TH SarabunPSK"/>
+          <w:cs/>
+        </w:rPr>
+        <w:t>opOther</w:t>
+      </w:r>
+      <w:proofErr w:type="spellEnd"/>
+      <w:r>
+        <w:rPr>
+          <w:rFonts w:ascii="TH SarabunPSK" w:hAnsi="TH SarabunPSK"/>
+          <w:cs/>
+        </w:rPr>
+        <w:t>}{</w:t>
+      </w:r>
+      <w:proofErr w:type="spellStart"/>
+      <w:r>
+        <w:rPr>
+          <w:rFonts w:ascii="TH SarabunPSK" w:hAnsi="TH SarabunPSK"/>
+          <w:cs/>
+        </w:rPr>
+        <w:t>opOther</w:t>
+      </w:r>
+      <w:proofErr w:type="spellEnd"/>
+      <w:r>
+        <w:rPr>
+          <w:rFonts w:ascii="TH SarabunPSK" w:hAnsi="TH SarabunPSK"/>
+          <w:cs/>
+        </w:rPr>
+        <w:t>}{/</w:t>
+      </w:r>
+      <w:proofErr w:type="spellStart"/>
+      <w:r>
+        <w:rPr>
+          <w:rFonts w:ascii="TH SarabunPSK" w:hAnsi="TH SarabunPSK"/>
+          <w:cs/>
+        </w:rPr>
+        <w:t>opOther</w:t>
+      </w:r>
+      <w:proofErr w:type="spellEnd"/>
+      <w:r>
+        <w:rPr>
+          <w:rFonts w:ascii="TH SarabunPSK" w:hAnsi="TH SarabunPSK"/>
+          <w:cs/>
+        </w:rPr>
+        <w:t>}</w:t>
       </w:r>
     </w:p>
     <w:p>
@@ -2282,9 +2005,7 @@
         <w:spacing w:line="216" w:lineRule="auto"/>
         <w:ind w:firstLine="560"/>
         <w:rPr>
-          <w:rFonts w:ascii="TH SarabunPSK" w:hAnsi="TH SarabunPSK" w:cs="TH SarabunPSK" w:eastAsia="TH SarabunPSK"/>
-          <w:sz w:val="32"/>
-          <w:szCs w:val="32"/>
+          <w:rFonts w:ascii="TH SarabunPSK" w:hAnsi="TH SarabunPSK"/>
         </w:rPr>
       </w:pPr>
     </w:p>
@@ -2293,9 +2014,7 @@
         <w:spacing w:line="216" w:lineRule="auto"/>
         <w:ind w:firstLine="560"/>
         <w:rPr>
-          <w:rFonts w:ascii="TH SarabunPSK" w:hAnsi="TH SarabunPSK" w:cs="TH SarabunPSK" w:eastAsia="TH SarabunPSK"/>
-          <w:sz w:val="32"/>
-          <w:szCs w:val="32"/>
+          <w:rFonts w:ascii="TH SarabunPSK" w:hAnsi="TH SarabunPSK"/>
         </w:rPr>
       </w:pPr>
     </w:p>
@@ -2304,9 +2023,7 @@
         <w:spacing w:line="216" w:lineRule="auto"/>
         <w:ind w:firstLine="560"/>
         <w:rPr>
-          <w:rFonts w:ascii="TH SarabunPSK" w:hAnsi="TH SarabunPSK" w:cs="TH SarabunPSK" w:eastAsia="TH SarabunPSK"/>
-          <w:sz w:val="32"/>
-          <w:szCs w:val="32"/>
+          <w:rFonts w:ascii="TH SarabunPSK" w:hAnsi="TH SarabunPSK"/>
         </w:rPr>
       </w:pPr>
     </w:p>
@@ -2315,9 +2032,7 @@
         <w:spacing w:line="216" w:lineRule="auto"/>
         <w:ind w:firstLine="560"/>
         <w:rPr>
-          <w:rFonts w:ascii="TH SarabunPSK" w:hAnsi="TH SarabunPSK" w:cs="TH SarabunPSK" w:eastAsia="TH SarabunPSK"/>
-          <w:sz w:val="32"/>
-          <w:szCs w:val="32"/>
+          <w:rFonts w:ascii="TH SarabunPSK" w:hAnsi="TH SarabunPSK"/>
         </w:rPr>
       </w:pPr>
     </w:p>
@@ -2326,19 +2041,31 @@
         <w:ind w:left="3510"/>
         <w:jc w:val="center"/>
         <w:rPr>
-          <w:rFonts w:ascii="TH SarabunPSK" w:hAnsi="TH SarabunPSK" w:cs="TH SarabunPSK" w:eastAsia="TH SarabunPSK"/>
-          <w:sz w:val="32"/>
-          <w:szCs w:val="32"/>
-        </w:rPr>
-      </w:pPr>
-      <w:r>
-        <w:rPr>
-          <w:rFonts w:ascii="TH SarabunPSK" w:hAnsi="TH SarabunPSK" w:cs="TH SarabunPSK" w:eastAsia="TH SarabunPSK"/>
-          <w:sz w:val="32"/>
-          <w:szCs w:val="32"/>
-          <w:cs/>
-        </w:rPr>
-        <w:t xml:space="preserve">  (รองศาสตราจารย์ ดร.กิติกร จามรดุสิต)</w:t>
+          <w:rFonts w:ascii="TH SarabunPSK" w:hAnsi="TH SarabunPSK"/>
+        </w:rPr>
+      </w:pPr>
+      <w:r>
+        <w:rPr>
+          <w:rFonts w:ascii="TH SarabunPSK" w:hAnsi="TH SarabunPSK"/>
+          <w:cs/>
+        </w:rPr>
+        <w:t xml:space="preserve">  (รองศาสตราจารย์ ดร.</w:t>
+      </w:r>
+      <w:proofErr w:type="spellStart"/>
+      <w:r>
+        <w:rPr>
+          <w:rFonts w:ascii="TH SarabunPSK" w:hAnsi="TH SarabunPSK"/>
+          <w:cs/>
+        </w:rPr>
+        <w:t>กิ</w:t>
+      </w:r>
+      <w:proofErr w:type="spellEnd"/>
+      <w:r>
+        <w:rPr>
+          <w:rFonts w:ascii="TH SarabunPSK" w:hAnsi="TH SarabunPSK"/>
+          <w:cs/>
+        </w:rPr>
+        <w:t>ติกร จามรดุสิต)</w:t>
       </w:r>
     </w:p>
     <w:p>
@@ -2346,16 +2073,12 @@
         <w:ind w:left="3510"/>
         <w:jc w:val="center"/>
         <w:rPr>
-          <w:rFonts w:ascii="TH SarabunPSK" w:hAnsi="TH SarabunPSK" w:cs="TH SarabunPSK" w:eastAsia="TH SarabunPSK"/>
-          <w:sz w:val="32"/>
-          <w:szCs w:val="32"/>
-        </w:rPr>
-      </w:pPr>
-      <w:r>
-        <w:rPr>
-          <w:rFonts w:ascii="TH SarabunPSK" w:hAnsi="TH SarabunPSK" w:cs="TH SarabunPSK" w:eastAsia="TH SarabunPSK"/>
-          <w:sz w:val="32"/>
-          <w:szCs w:val="32"/>
+          <w:rFonts w:ascii="TH SarabunPSK" w:hAnsi="TH SarabunPSK"/>
+        </w:rPr>
+      </w:pPr>
+      <w:r>
+        <w:rPr>
+          <w:rFonts w:ascii="TH SarabunPSK" w:hAnsi="TH SarabunPSK"/>
           <w:cs/>
         </w:rPr>
         <w:t>คณบดีคณะสิ่งแวดล้อมและทรัพยากรศาสตร์</w:t>
@@ -2366,16 +2089,12 @@
         <w:ind w:left="3510"/>
         <w:jc w:val="center"/>
         <w:rPr>
-          <w:rFonts w:ascii="TH SarabunPSK" w:hAnsi="TH SarabunPSK" w:cs="TH SarabunPSK" w:eastAsia="TH SarabunPSK"/>
-          <w:sz w:val="32"/>
-          <w:szCs w:val="32"/>
-        </w:rPr>
-      </w:pPr>
-      <w:r>
-        <w:rPr>
-          <w:rFonts w:ascii="TH SarabunPSK" w:hAnsi="TH SarabunPSK" w:cs="TH SarabunPSK" w:eastAsia="TH SarabunPSK"/>
-          <w:sz w:val="32"/>
-          <w:szCs w:val="32"/>
+          <w:rFonts w:ascii="TH SarabunPSK" w:hAnsi="TH SarabunPSK"/>
+        </w:rPr>
+      </w:pPr>
+      <w:r>
+        <w:rPr>
+          <w:rFonts w:ascii="TH SarabunPSK" w:hAnsi="TH SarabunPSK"/>
           <w:cs/>
         </w:rPr>
         <w:t>มหาวิทยาลัยมหิดล</w:t>
@@ -2384,14 +2103,12 @@
     <w:p>
       <w:pPr>
         <w:rPr>
-          <w:rFonts w:ascii="TH SarabunPSK" w:hAnsi="TH SarabunPSK" w:cs="TH SarabunPSK" w:eastAsia="TH SarabunPSK"/>
-          <w:sz w:val="32"/>
-          <w:szCs w:val="32"/>
+          <w:rFonts w:ascii="TH SarabunPSK" w:hAnsi="TH SarabunPSK"/>
         </w:rPr>
       </w:pPr>
     </w:p>
     <w:sectPr>
-      <w:headerReference w:type="default" r:id="rId10"/>
+      <w:headerReference w:type="default" r:id="rId11"/>
       <w:pgSz w:w="11906" w:h="16838" w:code="9"/>
       <w:pgMar w:top="1440" w:right="1286" w:bottom="374" w:left="1440" w:header="562" w:footer="562" w:gutter="0"/>
       <w:cols w:space="708"/>
@@ -2452,8 +2169,7 @@
     </w:pPr>
     <w:r>
       <w:rPr>
-        <w:rFonts w:ascii="TH SarabunPSK" w:hAnsi="TH SarabunPSK" w:cs="TH SarabunPSK" w:eastAsia="TH SarabunPSK"/>
-        <w:sz w:val="32"/>
+        <w:rFonts w:ascii="TH SarabunPSK" w:hAnsi="TH SarabunPSK"/>
         <w:szCs w:val="32"/>
       </w:rPr>
       <w:tab/>
@@ -2467,7 +2183,7 @@
   <w:docDefaults>
     <w:rPrDefault>
       <w:rPr>
-        <w:rFonts w:ascii="TH SarabunPSK" w:hAnsi="TH SarabunPSK" w:cs="TH SarabunPSK" w:eastAsia="TH SarabunPSK"/>
+        <w:rFonts w:ascii="TH SarabunPSK" w:eastAsia="TH SarabunPSK" w:hAnsi="TH SarabunPSK" w:cs="TH SarabunPSK"/>
         <w:sz w:val="32"/>
         <w:szCs w:val="32"/>
         <w:lang w:val="en-US" w:eastAsia="en-US" w:bidi="th-TH"/>
